--- a/docs/Course_Name.docx
+++ b/docs/Course_Name.docx
@@ -21,13 +21,13 @@
         <w:pStyle w:val="Date"/>
       </w:pPr>
       <w:r>
-        <w:t xml:space="preserve">May,</w:t>
-      </w:r>
-      <w:r>
-        <w:t xml:space="preserve"> </w:t>
-      </w:r>
-      <w:r>
-        <w:t xml:space="preserve">2024</w:t>
+        <w:t xml:space="preserve">June,</w:t>
+      </w:r>
+      <w:r>
+        <w:t xml:space="preserve"> </w:t>
+      </w:r>
+      <w:r>
+        <w:t xml:space="preserve">2025</w:t>
       </w:r>
     </w:p>
     <w:sdt>
@@ -336,88 +336,97 @@
         <w:rPr>
           <w:rStyle w:val="VerbatimChar"/>
         </w:rPr>
-        <w:t xml:space="preserve">##  setting  value                       </w:t>
-      </w:r>
-      <w:r>
-        <w:br/>
-      </w:r>
-      <w:r>
-        <w:rPr>
-          <w:rStyle w:val="VerbatimChar"/>
-        </w:rPr>
-        <w:t xml:space="preserve">##  version  R version 4.0.2 (2020-06-22)</w:t>
-      </w:r>
-      <w:r>
-        <w:br/>
-      </w:r>
-      <w:r>
-        <w:rPr>
-          <w:rStyle w:val="VerbatimChar"/>
-        </w:rPr>
-        <w:t xml:space="preserve">##  os       Ubuntu 20.04.5 LTS          </w:t>
-      </w:r>
-      <w:r>
-        <w:br/>
-      </w:r>
-      <w:r>
-        <w:rPr>
-          <w:rStyle w:val="VerbatimChar"/>
-        </w:rPr>
-        <w:t xml:space="preserve">##  system   x86_64, linux-gnu           </w:t>
-      </w:r>
-      <w:r>
-        <w:br/>
-      </w:r>
-      <w:r>
-        <w:rPr>
-          <w:rStyle w:val="VerbatimChar"/>
-        </w:rPr>
-        <w:t xml:space="preserve">##  ui       X11                         </w:t>
-      </w:r>
-      <w:r>
-        <w:br/>
-      </w:r>
-      <w:r>
-        <w:rPr>
-          <w:rStyle w:val="VerbatimChar"/>
-        </w:rPr>
-        <w:t xml:space="preserve">##  language (EN)                        </w:t>
-      </w:r>
-      <w:r>
-        <w:br/>
-      </w:r>
-      <w:r>
-        <w:rPr>
-          <w:rStyle w:val="VerbatimChar"/>
-        </w:rPr>
-        <w:t xml:space="preserve">##  collate  en_US.UTF-8                 </w:t>
-      </w:r>
-      <w:r>
-        <w:br/>
-      </w:r>
-      <w:r>
-        <w:rPr>
-          <w:rStyle w:val="VerbatimChar"/>
-        </w:rPr>
-        <w:t xml:space="preserve">##  ctype    en_US.UTF-8                 </w:t>
-      </w:r>
-      <w:r>
-        <w:br/>
-      </w:r>
-      <w:r>
-        <w:rPr>
-          <w:rStyle w:val="VerbatimChar"/>
-        </w:rPr>
-        <w:t xml:space="preserve">##  tz       Etc/UTC                     </w:t>
-      </w:r>
-      <w:r>
-        <w:br/>
-      </w:r>
-      <w:r>
-        <w:rPr>
-          <w:rStyle w:val="VerbatimChar"/>
-        </w:rPr>
-        <w:t xml:space="preserve">##  date     2024-05-02                  </w:t>
+        <w:t xml:space="preserve">##  setting  value</w:t>
+      </w:r>
+      <w:r>
+        <w:br/>
+      </w:r>
+      <w:r>
+        <w:rPr>
+          <w:rStyle w:val="VerbatimChar"/>
+        </w:rPr>
+        <w:t xml:space="preserve">##  version  R version 4.3.2 (2023-10-31)</w:t>
+      </w:r>
+      <w:r>
+        <w:br/>
+      </w:r>
+      <w:r>
+        <w:rPr>
+          <w:rStyle w:val="VerbatimChar"/>
+        </w:rPr>
+        <w:t xml:space="preserve">##  os       Ubuntu 22.04.4 LTS</w:t>
+      </w:r>
+      <w:r>
+        <w:br/>
+      </w:r>
+      <w:r>
+        <w:rPr>
+          <w:rStyle w:val="VerbatimChar"/>
+        </w:rPr>
+        <w:t xml:space="preserve">##  system   x86_64, linux-gnu</w:t>
+      </w:r>
+      <w:r>
+        <w:br/>
+      </w:r>
+      <w:r>
+        <w:rPr>
+          <w:rStyle w:val="VerbatimChar"/>
+        </w:rPr>
+        <w:t xml:space="preserve">##  ui       X11</w:t>
+      </w:r>
+      <w:r>
+        <w:br/>
+      </w:r>
+      <w:r>
+        <w:rPr>
+          <w:rStyle w:val="VerbatimChar"/>
+        </w:rPr>
+        <w:t xml:space="preserve">##  language (EN)</w:t>
+      </w:r>
+      <w:r>
+        <w:br/>
+      </w:r>
+      <w:r>
+        <w:rPr>
+          <w:rStyle w:val="VerbatimChar"/>
+        </w:rPr>
+        <w:t xml:space="preserve">##  collate  en_US.UTF-8</w:t>
+      </w:r>
+      <w:r>
+        <w:br/>
+      </w:r>
+      <w:r>
+        <w:rPr>
+          <w:rStyle w:val="VerbatimChar"/>
+        </w:rPr>
+        <w:t xml:space="preserve">##  ctype    en_US.UTF-8</w:t>
+      </w:r>
+      <w:r>
+        <w:br/>
+      </w:r>
+      <w:r>
+        <w:rPr>
+          <w:rStyle w:val="VerbatimChar"/>
+        </w:rPr>
+        <w:t xml:space="preserve">##  tz       Etc/UTC</w:t>
+      </w:r>
+      <w:r>
+        <w:br/>
+      </w:r>
+      <w:r>
+        <w:rPr>
+          <w:rStyle w:val="VerbatimChar"/>
+        </w:rPr>
+        <w:t xml:space="preserve">##  date     2025-06-06</w:t>
+      </w:r>
+      <w:r>
+        <w:br/>
+      </w:r>
+      <w:r>
+        <w:rPr>
+          <w:rStyle w:val="VerbatimChar"/>
+        </w:rPr>
+        <w:t xml:space="preserve">##  pandoc   3.1.1 @ /usr/local/bin/ (via rmarkdown)</w:t>
       </w:r>
       <w:r>
         <w:br/>
@@ -444,466 +453,610 @@
         <w:rPr>
           <w:rStyle w:val="VerbatimChar"/>
         </w:rPr>
-        <w:t xml:space="preserve">##  package     * version date       lib source                            </w:t>
-      </w:r>
-      <w:r>
-        <w:br/>
-      </w:r>
-      <w:r>
-        <w:rPr>
-          <w:rStyle w:val="VerbatimChar"/>
-        </w:rPr>
-        <w:t xml:space="preserve">##  askpass       1.1     2019-01-13 [1] RSPM (R 4.0.3)                    </w:t>
-      </w:r>
-      <w:r>
-        <w:br/>
-      </w:r>
-      <w:r>
-        <w:rPr>
-          <w:rStyle w:val="VerbatimChar"/>
-        </w:rPr>
-        <w:t xml:space="preserve">##  assertthat    0.2.1   2019-03-21 [1] RSPM (R 4.0.5)                    </w:t>
-      </w:r>
-      <w:r>
-        <w:br/>
-      </w:r>
-      <w:r>
-        <w:rPr>
-          <w:rStyle w:val="VerbatimChar"/>
-        </w:rPr>
-        <w:t xml:space="preserve">##  bookdown      0.24    2024-03-13 [1] Github (rstudio/bookdown@88bc4ea) </w:t>
-      </w:r>
-      <w:r>
-        <w:br/>
-      </w:r>
-      <w:r>
-        <w:rPr>
-          <w:rStyle w:val="VerbatimChar"/>
-        </w:rPr>
-        <w:t xml:space="preserve">##  cachem        1.0.8   2023-05-01 [1] CRAN (R 4.0.2)                    </w:t>
-      </w:r>
-      <w:r>
-        <w:br/>
-      </w:r>
-      <w:r>
-        <w:rPr>
-          <w:rStyle w:val="VerbatimChar"/>
-        </w:rPr>
-        <w:t xml:space="preserve">##  callr         3.5.0   2020-10-08 [1] RSPM (R 4.0.2)                    </w:t>
-      </w:r>
-      <w:r>
-        <w:br/>
-      </w:r>
-      <w:r>
-        <w:rPr>
-          <w:rStyle w:val="VerbatimChar"/>
-        </w:rPr>
-        <w:t xml:space="preserve">##  cli           3.6.2   2023-12-11 [1] CRAN (R 4.0.2)                    </w:t>
-      </w:r>
-      <w:r>
-        <w:br/>
-      </w:r>
-      <w:r>
-        <w:rPr>
-          <w:rStyle w:val="VerbatimChar"/>
-        </w:rPr>
-        <w:t xml:space="preserve">##  crayon        1.3.4   2017-09-16 [1] RSPM (R 4.0.0)                    </w:t>
-      </w:r>
-      <w:r>
-        <w:br/>
-      </w:r>
-      <w:r>
-        <w:rPr>
-          <w:rStyle w:val="VerbatimChar"/>
-        </w:rPr>
-        <w:t xml:space="preserve">##  desc          1.2.0   2018-05-01 [1] RSPM (R 4.0.3)                    </w:t>
-      </w:r>
-      <w:r>
-        <w:br/>
-      </w:r>
-      <w:r>
-        <w:rPr>
-          <w:rStyle w:val="VerbatimChar"/>
-        </w:rPr>
-        <w:t xml:space="preserve">##  devtools      2.3.2   2020-09-18 [1] RSPM (R 4.0.3)                    </w:t>
-      </w:r>
-      <w:r>
-        <w:br/>
-      </w:r>
-      <w:r>
-        <w:rPr>
-          <w:rStyle w:val="VerbatimChar"/>
-        </w:rPr>
-        <w:t xml:space="preserve">##  digest        0.6.25  2020-02-23 [1] RSPM (R 4.0.0)                    </w:t>
-      </w:r>
-      <w:r>
-        <w:br/>
-      </w:r>
-      <w:r>
-        <w:rPr>
-          <w:rStyle w:val="VerbatimChar"/>
-        </w:rPr>
-        <w:t xml:space="preserve">##  ellipsis      0.3.1   2020-05-15 [1] RSPM (R 4.0.3)                    </w:t>
-      </w:r>
-      <w:r>
-        <w:br/>
-      </w:r>
-      <w:r>
-        <w:rPr>
-          <w:rStyle w:val="VerbatimChar"/>
-        </w:rPr>
-        <w:t xml:space="preserve">##  evaluate      0.23    2023-11-01 [1] CRAN (R 4.0.2)                    </w:t>
-      </w:r>
-      <w:r>
-        <w:br/>
-      </w:r>
-      <w:r>
-        <w:rPr>
-          <w:rStyle w:val="VerbatimChar"/>
-        </w:rPr>
-        <w:t xml:space="preserve">##  fansi         0.4.1   2020-01-08 [1] RSPM (R 4.0.0)                    </w:t>
-      </w:r>
-      <w:r>
-        <w:br/>
-      </w:r>
-      <w:r>
-        <w:rPr>
-          <w:rStyle w:val="VerbatimChar"/>
-        </w:rPr>
-        <w:t xml:space="preserve">##  fastmap       1.1.1   2023-02-24 [1] CRAN (R 4.0.2)                    </w:t>
-      </w:r>
-      <w:r>
-        <w:br/>
-      </w:r>
-      <w:r>
-        <w:rPr>
-          <w:rStyle w:val="VerbatimChar"/>
-        </w:rPr>
-        <w:t xml:space="preserve">##  fs            1.5.0   2020-07-31 [1] RSPM (R 4.0.3)                    </w:t>
-      </w:r>
-      <w:r>
-        <w:br/>
-      </w:r>
-      <w:r>
-        <w:rPr>
-          <w:rStyle w:val="VerbatimChar"/>
-        </w:rPr>
-        <w:t xml:space="preserve">##  glue          1.4.2   2020-08-27 [1] RSPM (R 4.0.5)                    </w:t>
-      </w:r>
-      <w:r>
-        <w:br/>
-      </w:r>
-      <w:r>
-        <w:rPr>
-          <w:rStyle w:val="VerbatimChar"/>
-        </w:rPr>
-        <w:t xml:space="preserve">##  hms           0.5.3   2020-01-08 [1] RSPM (R 4.0.0)                    </w:t>
-      </w:r>
-      <w:r>
-        <w:br/>
-      </w:r>
-      <w:r>
-        <w:rPr>
-          <w:rStyle w:val="VerbatimChar"/>
-        </w:rPr>
-        <w:t xml:space="preserve">##  htmltools     0.5.7   2023-11-03 [1] CRAN (R 4.0.2)                    </w:t>
-      </w:r>
-      <w:r>
-        <w:br/>
-      </w:r>
-      <w:r>
-        <w:rPr>
-          <w:rStyle w:val="VerbatimChar"/>
-        </w:rPr>
-        <w:t xml:space="preserve">##  httr          1.4.2   2020-07-20 [1] RSPM (R 4.0.3)                    </w:t>
-      </w:r>
-      <w:r>
-        <w:br/>
-      </w:r>
-      <w:r>
-        <w:rPr>
-          <w:rStyle w:val="VerbatimChar"/>
-        </w:rPr>
-        <w:t xml:space="preserve">##  jsonlite      1.7.1   2020-09-07 [1] RSPM (R 4.0.2)                    </w:t>
-      </w:r>
-      <w:r>
-        <w:br/>
-      </w:r>
-      <w:r>
-        <w:rPr>
-          <w:rStyle w:val="VerbatimChar"/>
-        </w:rPr>
-        <w:t xml:space="preserve">##  knitr         1.33    2024-03-13 [1] Github (yihui/knitr@a1052d1)      </w:t>
-      </w:r>
-      <w:r>
-        <w:br/>
-      </w:r>
-      <w:r>
-        <w:rPr>
-          <w:rStyle w:val="VerbatimChar"/>
-        </w:rPr>
-        <w:t xml:space="preserve">##  lifecycle     1.0.4   2023-11-07 [1] CRAN (R 4.0.2)                    </w:t>
-      </w:r>
-      <w:r>
-        <w:br/>
-      </w:r>
-      <w:r>
-        <w:rPr>
-          <w:rStyle w:val="VerbatimChar"/>
-        </w:rPr>
-        <w:t xml:space="preserve">##  magrittr      2.0.3   2022-03-30 [1] CRAN (R 4.0.2)                    </w:t>
-      </w:r>
-      <w:r>
-        <w:br/>
-      </w:r>
-      <w:r>
-        <w:rPr>
-          <w:rStyle w:val="VerbatimChar"/>
-        </w:rPr>
-        <w:t xml:space="preserve">##  memoise       2.0.1   2021-11-26 [1] CRAN (R 4.0.2)                    </w:t>
-      </w:r>
-      <w:r>
-        <w:br/>
-      </w:r>
-      <w:r>
-        <w:rPr>
-          <w:rStyle w:val="VerbatimChar"/>
-        </w:rPr>
-        <w:t xml:space="preserve">##  openssl       1.4.3   2020-09-18 [1] RSPM (R 4.0.3)                    </w:t>
-      </w:r>
-      <w:r>
-        <w:br/>
-      </w:r>
-      <w:r>
-        <w:rPr>
-          <w:rStyle w:val="VerbatimChar"/>
-        </w:rPr>
-        <w:t xml:space="preserve">##  ottrpal       1.2.1   2024-03-13 [1] Github (jhudsl/ottrpal@48e8c44)   </w:t>
-      </w:r>
-      <w:r>
-        <w:br/>
-      </w:r>
-      <w:r>
-        <w:rPr>
-          <w:rStyle w:val="VerbatimChar"/>
-        </w:rPr>
-        <w:t xml:space="preserve">##  pillar        1.9.0   2023-03-22 [1] CRAN (R 4.0.2)                    </w:t>
-      </w:r>
-      <w:r>
-        <w:br/>
-      </w:r>
-      <w:r>
-        <w:rPr>
-          <w:rStyle w:val="VerbatimChar"/>
-        </w:rPr>
-        <w:t xml:space="preserve">##  pkgbuild      1.1.0   2020-07-13 [1] RSPM (R 4.0.2)                    </w:t>
-      </w:r>
-      <w:r>
-        <w:br/>
-      </w:r>
-      <w:r>
-        <w:rPr>
-          <w:rStyle w:val="VerbatimChar"/>
-        </w:rPr>
-        <w:t xml:space="preserve">##  pkgconfig     2.0.3   2019-09-22 [1] RSPM (R 4.0.3)                    </w:t>
-      </w:r>
-      <w:r>
-        <w:br/>
-      </w:r>
-      <w:r>
-        <w:rPr>
-          <w:rStyle w:val="VerbatimChar"/>
-        </w:rPr>
-        <w:t xml:space="preserve">##  pkgload       1.1.0   2020-05-29 [1] RSPM (R 4.0.3)                    </w:t>
-      </w:r>
-      <w:r>
-        <w:br/>
-      </w:r>
-      <w:r>
-        <w:rPr>
-          <w:rStyle w:val="VerbatimChar"/>
-        </w:rPr>
-        <w:t xml:space="preserve">##  prettyunits   1.1.1   2020-01-24 [1] RSPM (R 4.0.3)                    </w:t>
-      </w:r>
-      <w:r>
-        <w:br/>
-      </w:r>
-      <w:r>
-        <w:rPr>
-          <w:rStyle w:val="VerbatimChar"/>
-        </w:rPr>
-        <w:t xml:space="preserve">##  processx      3.4.4   2020-09-03 [1] RSPM (R 4.0.2)                    </w:t>
-      </w:r>
-      <w:r>
-        <w:br/>
-      </w:r>
-      <w:r>
-        <w:rPr>
-          <w:rStyle w:val="VerbatimChar"/>
-        </w:rPr>
-        <w:t xml:space="preserve">##  ps            1.4.0   2020-10-07 [1] RSPM (R 4.0.2)                    </w:t>
-      </w:r>
-      <w:r>
-        <w:br/>
-      </w:r>
-      <w:r>
-        <w:rPr>
-          <w:rStyle w:val="VerbatimChar"/>
-        </w:rPr>
-        <w:t xml:space="preserve">##  R6            2.4.1   2019-11-12 [1] RSPM (R 4.0.0)                    </w:t>
-      </w:r>
-      <w:r>
-        <w:br/>
-      </w:r>
-      <w:r>
-        <w:rPr>
-          <w:rStyle w:val="VerbatimChar"/>
-        </w:rPr>
-        <w:t xml:space="preserve">##  readr         1.4.0   2020-10-05 [1] RSPM (R 4.0.2)                    </w:t>
-      </w:r>
-      <w:r>
-        <w:br/>
-      </w:r>
-      <w:r>
-        <w:rPr>
-          <w:rStyle w:val="VerbatimChar"/>
-        </w:rPr>
-        <w:t xml:space="preserve">##  remotes       2.2.0   2020-07-21 [1] RSPM (R 4.0.3)                    </w:t>
-      </w:r>
-      <w:r>
-        <w:br/>
-      </w:r>
-      <w:r>
-        <w:rPr>
-          <w:rStyle w:val="VerbatimChar"/>
-        </w:rPr>
-        <w:t xml:space="preserve">##  rlang         1.1.3   2024-01-10 [1] CRAN (R 4.0.2)                    </w:t>
-      </w:r>
-      <w:r>
-        <w:br/>
-      </w:r>
-      <w:r>
-        <w:rPr>
-          <w:rStyle w:val="VerbatimChar"/>
-        </w:rPr>
-        <w:t xml:space="preserve">##  rmarkdown     2.10    2024-03-13 [1] Github (rstudio/rmarkdown@02d3c25)</w:t>
-      </w:r>
-      <w:r>
-        <w:br/>
-      </w:r>
-      <w:r>
-        <w:rPr>
-          <w:rStyle w:val="VerbatimChar"/>
-        </w:rPr>
-        <w:t xml:space="preserve">##  rprojroot     2.0.4   2023-11-05 [1] CRAN (R 4.0.2)                    </w:t>
-      </w:r>
-      <w:r>
-        <w:br/>
-      </w:r>
-      <w:r>
-        <w:rPr>
-          <w:rStyle w:val="VerbatimChar"/>
-        </w:rPr>
-        <w:t xml:space="preserve">##  sessioninfo   1.1.1   2018-11-05 [1] RSPM (R 4.0.3)                    </w:t>
-      </w:r>
-      <w:r>
-        <w:br/>
-      </w:r>
-      <w:r>
-        <w:rPr>
-          <w:rStyle w:val="VerbatimChar"/>
-        </w:rPr>
-        <w:t xml:space="preserve">##  stringi       1.5.3   2020-09-09 [1] RSPM (R 4.0.3)                    </w:t>
-      </w:r>
-      <w:r>
-        <w:br/>
-      </w:r>
-      <w:r>
-        <w:rPr>
-          <w:rStyle w:val="VerbatimChar"/>
-        </w:rPr>
-        <w:t xml:space="preserve">##  stringr       1.4.0   2019-02-10 [1] RSPM (R 4.0.3)                    </w:t>
-      </w:r>
-      <w:r>
-        <w:br/>
-      </w:r>
-      <w:r>
-        <w:rPr>
-          <w:rStyle w:val="VerbatimChar"/>
-        </w:rPr>
-        <w:t xml:space="preserve">##  testthat      3.0.1   2024-03-13 [1] Github (R-lib/testthat@e99155a)   </w:t>
-      </w:r>
-      <w:r>
-        <w:br/>
-      </w:r>
-      <w:r>
-        <w:rPr>
-          <w:rStyle w:val="VerbatimChar"/>
-        </w:rPr>
-        <w:t xml:space="preserve">##  tibble        3.2.1   2023-03-20 [1] CRAN (R 4.0.2)                    </w:t>
-      </w:r>
-      <w:r>
-        <w:br/>
-      </w:r>
-      <w:r>
-        <w:rPr>
-          <w:rStyle w:val="VerbatimChar"/>
-        </w:rPr>
-        <w:t xml:space="preserve">##  usethis       1.6.3   2020-09-17 [1] RSPM (R 4.0.2)                    </w:t>
-      </w:r>
-      <w:r>
-        <w:br/>
-      </w:r>
-      <w:r>
-        <w:rPr>
-          <w:rStyle w:val="VerbatimChar"/>
-        </w:rPr>
-        <w:t xml:space="preserve">##  utf8          1.1.4   2018-05-24 [1] RSPM (R 4.0.3)                    </w:t>
-      </w:r>
-      <w:r>
-        <w:br/>
-      </w:r>
-      <w:r>
-        <w:rPr>
-          <w:rStyle w:val="VerbatimChar"/>
-        </w:rPr>
-        <w:t xml:space="preserve">##  vctrs         0.6.5   2023-12-01 [1] CRAN (R 4.0.2)                    </w:t>
-      </w:r>
-      <w:r>
-        <w:br/>
-      </w:r>
-      <w:r>
-        <w:rPr>
-          <w:rStyle w:val="VerbatimChar"/>
-        </w:rPr>
-        <w:t xml:space="preserve">##  withr         2.3.0   2020-09-22 [1] RSPM (R 4.0.2)                    </w:t>
-      </w:r>
-      <w:r>
-        <w:br/>
-      </w:r>
-      <w:r>
-        <w:rPr>
-          <w:rStyle w:val="VerbatimChar"/>
-        </w:rPr>
-        <w:t xml:space="preserve">##  xfun          0.26    2024-03-13 [1] Github (yihui/xfun@74c2a66)       </w:t>
-      </w:r>
-      <w:r>
-        <w:br/>
-      </w:r>
-      <w:r>
-        <w:rPr>
-          <w:rStyle w:val="VerbatimChar"/>
-        </w:rPr>
-        <w:t xml:space="preserve">##  xml2          1.3.2   2020-04-23 [1] RSPM (R 4.0.3)                    </w:t>
-      </w:r>
-      <w:r>
-        <w:br/>
-      </w:r>
-      <w:r>
-        <w:rPr>
-          <w:rStyle w:val="VerbatimChar"/>
-        </w:rPr>
-        <w:t xml:space="preserve">##  yaml          2.2.1   2020-02-01 [1] RSPM (R 4.0.3)                    </w:t>
+        <w:t xml:space="preserve">##  package     * version date (UTC) lib source</w:t>
+      </w:r>
+      <w:r>
+        <w:br/>
+      </w:r>
+      <w:r>
+        <w:rPr>
+          <w:rStyle w:val="VerbatimChar"/>
+        </w:rPr>
+        <w:t xml:space="preserve">##  askpass       1.2.0   2023-09-03 [1] RSPM (R 4.3.0)</w:t>
+      </w:r>
+      <w:r>
+        <w:br/>
+      </w:r>
+      <w:r>
+        <w:rPr>
+          <w:rStyle w:val="VerbatimChar"/>
+        </w:rPr>
+        <w:t xml:space="preserve">##  bookdown      0.41    2024-10-16 [1] CRAN (R 4.3.2)</w:t>
+      </w:r>
+      <w:r>
+        <w:br/>
+      </w:r>
+      <w:r>
+        <w:rPr>
+          <w:rStyle w:val="VerbatimChar"/>
+        </w:rPr>
+        <w:t xml:space="preserve">##  cachem        1.0.8   2023-05-01 [1] RSPM (R 4.3.0)</w:t>
+      </w:r>
+      <w:r>
+        <w:br/>
+      </w:r>
+      <w:r>
+        <w:rPr>
+          <w:rStyle w:val="VerbatimChar"/>
+        </w:rPr>
+        <w:t xml:space="preserve">##  chromote      0.3.1   2024-08-30 [1] CRAN (R 4.3.2)</w:t>
+      </w:r>
+      <w:r>
+        <w:br/>
+      </w:r>
+      <w:r>
+        <w:rPr>
+          <w:rStyle w:val="VerbatimChar"/>
+        </w:rPr>
+        <w:t xml:space="preserve">##  cli           3.6.2   2023-12-11 [1] RSPM (R 4.3.0)</w:t>
+      </w:r>
+      <w:r>
+        <w:br/>
+      </w:r>
+      <w:r>
+        <w:rPr>
+          <w:rStyle w:val="VerbatimChar"/>
+        </w:rPr>
+        <w:t xml:space="preserve">##  devtools      2.4.5   2022-10-11 [1] RSPM (R 4.3.0)</w:t>
+      </w:r>
+      <w:r>
+        <w:br/>
+      </w:r>
+      <w:r>
+        <w:rPr>
+          <w:rStyle w:val="VerbatimChar"/>
+        </w:rPr>
+        <w:t xml:space="preserve">##  digest        0.6.34  2024-01-11 [1] RSPM (R 4.3.0)</w:t>
+      </w:r>
+      <w:r>
+        <w:br/>
+      </w:r>
+      <w:r>
+        <w:rPr>
+          <w:rStyle w:val="VerbatimChar"/>
+        </w:rPr>
+        <w:t xml:space="preserve">##  dplyr         1.1.4   2023-11-17 [1] RSPM (R 4.3.0)</w:t>
+      </w:r>
+      <w:r>
+        <w:br/>
+      </w:r>
+      <w:r>
+        <w:rPr>
+          <w:rStyle w:val="VerbatimChar"/>
+        </w:rPr>
+        <w:t xml:space="preserve">##  ellipsis      0.3.2   2021-04-29 [1] RSPM (R 4.3.0)</w:t>
+      </w:r>
+      <w:r>
+        <w:br/>
+      </w:r>
+      <w:r>
+        <w:rPr>
+          <w:rStyle w:val="VerbatimChar"/>
+        </w:rPr>
+        <w:t xml:space="preserve">##  evaluate      0.23    2023-11-01 [1] RSPM (R 4.3.0)</w:t>
+      </w:r>
+      <w:r>
+        <w:br/>
+      </w:r>
+      <w:r>
+        <w:rPr>
+          <w:rStyle w:val="VerbatimChar"/>
+        </w:rPr>
+        <w:t xml:space="preserve">##  fansi         1.0.6   2023-12-08 [1] RSPM (R 4.3.0)</w:t>
+      </w:r>
+      <w:r>
+        <w:br/>
+      </w:r>
+      <w:r>
+        <w:rPr>
+          <w:rStyle w:val="VerbatimChar"/>
+        </w:rPr>
+        <w:t xml:space="preserve">##  fastmap       1.1.1   2023-02-24 [1] RSPM (R 4.3.0)</w:t>
+      </w:r>
+      <w:r>
+        <w:br/>
+      </w:r>
+      <w:r>
+        <w:rPr>
+          <w:rStyle w:val="VerbatimChar"/>
+        </w:rPr>
+        <w:t xml:space="preserve">##  fs            1.6.3   2023-07-20 [1] RSPM (R 4.3.0)</w:t>
+      </w:r>
+      <w:r>
+        <w:br/>
+      </w:r>
+      <w:r>
+        <w:rPr>
+          <w:rStyle w:val="VerbatimChar"/>
+        </w:rPr>
+        <w:t xml:space="preserve">##  generics      0.1.3   2022-07-05 [1] RSPM (R 4.3.0)</w:t>
+      </w:r>
+      <w:r>
+        <w:br/>
+      </w:r>
+      <w:r>
+        <w:rPr>
+          <w:rStyle w:val="VerbatimChar"/>
+        </w:rPr>
+        <w:t xml:space="preserve">##  glue          1.7.0   2024-01-09 [1] RSPM (R 4.3.0)</w:t>
+      </w:r>
+      <w:r>
+        <w:br/>
+      </w:r>
+      <w:r>
+        <w:rPr>
+          <w:rStyle w:val="VerbatimChar"/>
+        </w:rPr>
+        <w:t xml:space="preserve">##  hms           1.1.3   2023-03-21 [1] RSPM (R 4.3.0)</w:t>
+      </w:r>
+      <w:r>
+        <w:br/>
+      </w:r>
+      <w:r>
+        <w:rPr>
+          <w:rStyle w:val="VerbatimChar"/>
+        </w:rPr>
+        <w:t xml:space="preserve">##  htmltools     0.5.7   2023-11-03 [1] RSPM (R 4.3.0)</w:t>
+      </w:r>
+      <w:r>
+        <w:br/>
+      </w:r>
+      <w:r>
+        <w:rPr>
+          <w:rStyle w:val="VerbatimChar"/>
+        </w:rPr>
+        <w:t xml:space="preserve">##  htmlwidgets   1.6.4   2023-12-06 [1] RSPM (R 4.3.0)</w:t>
+      </w:r>
+      <w:r>
+        <w:br/>
+      </w:r>
+      <w:r>
+        <w:rPr>
+          <w:rStyle w:val="VerbatimChar"/>
+        </w:rPr>
+        <w:t xml:space="preserve">##  httpuv        1.6.14  2024-01-26 [1] RSPM (R 4.3.0)</w:t>
+      </w:r>
+      <w:r>
+        <w:br/>
+      </w:r>
+      <w:r>
+        <w:rPr>
+          <w:rStyle w:val="VerbatimChar"/>
+        </w:rPr>
+        <w:t xml:space="preserve">##  httr          1.4.7   2023-08-15 [1] RSPM (R 4.3.0)</w:t>
+      </w:r>
+      <w:r>
+        <w:br/>
+      </w:r>
+      <w:r>
+        <w:rPr>
+          <w:rStyle w:val="VerbatimChar"/>
+        </w:rPr>
+        <w:t xml:space="preserve">##  janitor       2.2.0   2023-02-02 [1] RSPM (R 4.3.0)</w:t>
+      </w:r>
+      <w:r>
+        <w:br/>
+      </w:r>
+      <w:r>
+        <w:rPr>
+          <w:rStyle w:val="VerbatimChar"/>
+        </w:rPr>
+        <w:t xml:space="preserve">##  jsonlite      1.8.8   2023-12-04 [1] RSPM (R 4.3.0)</w:t>
+      </w:r>
+      <w:r>
+        <w:br/>
+      </w:r>
+      <w:r>
+        <w:rPr>
+          <w:rStyle w:val="VerbatimChar"/>
+        </w:rPr>
+        <w:t xml:space="preserve">##  knitr         1.48    2024-07-07 [1] CRAN (R 4.3.2)</w:t>
+      </w:r>
+      <w:r>
+        <w:br/>
+      </w:r>
+      <w:r>
+        <w:rPr>
+          <w:rStyle w:val="VerbatimChar"/>
+        </w:rPr>
+        <w:t xml:space="preserve">##  later         1.3.2   2023-12-06 [1] RSPM (R 4.3.0)</w:t>
+      </w:r>
+      <w:r>
+        <w:br/>
+      </w:r>
+      <w:r>
+        <w:rPr>
+          <w:rStyle w:val="VerbatimChar"/>
+        </w:rPr>
+        <w:t xml:space="preserve">##  lifecycle     1.0.4   2023-11-07 [1] RSPM (R 4.3.0)</w:t>
+      </w:r>
+      <w:r>
+        <w:br/>
+      </w:r>
+      <w:r>
+        <w:rPr>
+          <w:rStyle w:val="VerbatimChar"/>
+        </w:rPr>
+        <w:t xml:space="preserve">##  lubridate     1.9.3   2023-09-27 [1] RSPM (R 4.3.0)</w:t>
+      </w:r>
+      <w:r>
+        <w:br/>
+      </w:r>
+      <w:r>
+        <w:rPr>
+          <w:rStyle w:val="VerbatimChar"/>
+        </w:rPr>
+        <w:t xml:space="preserve">##  magrittr      2.0.3   2022-03-30 [1] RSPM (R 4.3.0)</w:t>
+      </w:r>
+      <w:r>
+        <w:br/>
+      </w:r>
+      <w:r>
+        <w:rPr>
+          <w:rStyle w:val="VerbatimChar"/>
+        </w:rPr>
+        <w:t xml:space="preserve">##  memoise       2.0.1   2021-11-26 [1] RSPM (R 4.3.0)</w:t>
+      </w:r>
+      <w:r>
+        <w:br/>
+      </w:r>
+      <w:r>
+        <w:rPr>
+          <w:rStyle w:val="VerbatimChar"/>
+        </w:rPr>
+        <w:t xml:space="preserve">##  mime          0.12    2021-09-28 [1] RSPM (R 4.3.0)</w:t>
+      </w:r>
+      <w:r>
+        <w:br/>
+      </w:r>
+      <w:r>
+        <w:rPr>
+          <w:rStyle w:val="VerbatimChar"/>
+        </w:rPr>
+        <w:t xml:space="preserve">##  miniUI        0.1.1.1 2018-05-18 [1] RSPM (R 4.3.0)</w:t>
+      </w:r>
+      <w:r>
+        <w:br/>
+      </w:r>
+      <w:r>
+        <w:rPr>
+          <w:rStyle w:val="VerbatimChar"/>
+        </w:rPr>
+        <w:t xml:space="preserve">##  openssl       2.1.1   2023-09-25 [1] RSPM (R 4.3.0)</w:t>
+      </w:r>
+      <w:r>
+        <w:br/>
+      </w:r>
+      <w:r>
+        <w:rPr>
+          <w:rStyle w:val="VerbatimChar"/>
+        </w:rPr>
+        <w:t xml:space="preserve">##  ottrpal       1.3.0   2024-10-23 [1] Github (jhudsl/ottrpal@2e19782)</w:t>
+      </w:r>
+      <w:r>
+        <w:br/>
+      </w:r>
+      <w:r>
+        <w:rPr>
+          <w:rStyle w:val="VerbatimChar"/>
+        </w:rPr>
+        <w:t xml:space="preserve">##  pillar        1.9.0   2023-03-22 [1] RSPM (R 4.3.0)</w:t>
+      </w:r>
+      <w:r>
+        <w:br/>
+      </w:r>
+      <w:r>
+        <w:rPr>
+          <w:rStyle w:val="VerbatimChar"/>
+        </w:rPr>
+        <w:t xml:space="preserve">##  pkgbuild      1.4.3   2023-12-10 [1] RSPM (R 4.3.0)</w:t>
+      </w:r>
+      <w:r>
+        <w:br/>
+      </w:r>
+      <w:r>
+        <w:rPr>
+          <w:rStyle w:val="VerbatimChar"/>
+        </w:rPr>
+        <w:t xml:space="preserve">##  pkgconfig     2.0.3   2019-09-22 [1] RSPM (R 4.3.0)</w:t>
+      </w:r>
+      <w:r>
+        <w:br/>
+      </w:r>
+      <w:r>
+        <w:rPr>
+          <w:rStyle w:val="VerbatimChar"/>
+        </w:rPr>
+        <w:t xml:space="preserve">##  pkgload       1.3.4   2024-01-16 [1] RSPM (R 4.3.0)</w:t>
+      </w:r>
+      <w:r>
+        <w:br/>
+      </w:r>
+      <w:r>
+        <w:rPr>
+          <w:rStyle w:val="VerbatimChar"/>
+        </w:rPr>
+        <w:t xml:space="preserve">##  processx      3.8.3   2023-12-10 [1] RSPM (R 4.3.0)</w:t>
+      </w:r>
+      <w:r>
+        <w:br/>
+      </w:r>
+      <w:r>
+        <w:rPr>
+          <w:rStyle w:val="VerbatimChar"/>
+        </w:rPr>
+        <w:t xml:space="preserve">##  profvis       0.3.8   2023-05-02 [1] RSPM (R 4.3.0)</w:t>
+      </w:r>
+      <w:r>
+        <w:br/>
+      </w:r>
+      <w:r>
+        <w:rPr>
+          <w:rStyle w:val="VerbatimChar"/>
+        </w:rPr>
+        <w:t xml:space="preserve">##  promises      1.2.1   2023-08-10 [1] RSPM (R 4.3.0)</w:t>
+      </w:r>
+      <w:r>
+        <w:br/>
+      </w:r>
+      <w:r>
+        <w:rPr>
+          <w:rStyle w:val="VerbatimChar"/>
+        </w:rPr>
+        <w:t xml:space="preserve">##  ps            1.7.6   2024-01-18 [1] RSPM (R 4.3.0)</w:t>
+      </w:r>
+      <w:r>
+        <w:br/>
+      </w:r>
+      <w:r>
+        <w:rPr>
+          <w:rStyle w:val="VerbatimChar"/>
+        </w:rPr>
+        <w:t xml:space="preserve">##  purrr         1.0.2   2023-08-10 [1] RSPM (R 4.3.0)</w:t>
+      </w:r>
+      <w:r>
+        <w:br/>
+      </w:r>
+      <w:r>
+        <w:rPr>
+          <w:rStyle w:val="VerbatimChar"/>
+        </w:rPr>
+        <w:t xml:space="preserve">##  R6            2.5.1   2021-08-19 [1] RSPM (R 4.3.0)</w:t>
+      </w:r>
+      <w:r>
+        <w:br/>
+      </w:r>
+      <w:r>
+        <w:rPr>
+          <w:rStyle w:val="VerbatimChar"/>
+        </w:rPr>
+        <w:t xml:space="preserve">##  Rcpp          1.0.12  2024-01-09 [1] RSPM (R 4.3.0)</w:t>
+      </w:r>
+      <w:r>
+        <w:br/>
+      </w:r>
+      <w:r>
+        <w:rPr>
+          <w:rStyle w:val="VerbatimChar"/>
+        </w:rPr>
+        <w:t xml:space="preserve">##  readr         2.1.5   2024-01-10 [1] RSPM (R 4.3.0)</w:t>
+      </w:r>
+      <w:r>
+        <w:br/>
+      </w:r>
+      <w:r>
+        <w:rPr>
+          <w:rStyle w:val="VerbatimChar"/>
+        </w:rPr>
+        <w:t xml:space="preserve">##  remotes       2.4.2.1 2023-07-18 [1] RSPM (R 4.3.0)</w:t>
+      </w:r>
+      <w:r>
+        <w:br/>
+      </w:r>
+      <w:r>
+        <w:rPr>
+          <w:rStyle w:val="VerbatimChar"/>
+        </w:rPr>
+        <w:t xml:space="preserve">##  rlang         1.1.4   2024-06-04 [1] CRAN (R 4.3.2)</w:t>
+      </w:r>
+      <w:r>
+        <w:br/>
+      </w:r>
+      <w:r>
+        <w:rPr>
+          <w:rStyle w:val="VerbatimChar"/>
+        </w:rPr>
+        <w:t xml:space="preserve">##  rmarkdown     2.25    2023-09-18 [1] RSPM (R 4.3.0)</w:t>
+      </w:r>
+      <w:r>
+        <w:br/>
+      </w:r>
+      <w:r>
+        <w:rPr>
+          <w:rStyle w:val="VerbatimChar"/>
+        </w:rPr>
+        <w:t xml:space="preserve">##  rprojroot     2.0.4   2023-11-05 [1] CRAN (R 4.3.2)</w:t>
+      </w:r>
+      <w:r>
+        <w:br/>
+      </w:r>
+      <w:r>
+        <w:rPr>
+          <w:rStyle w:val="VerbatimChar"/>
+        </w:rPr>
+        <w:t xml:space="preserve">##  sessioninfo   1.2.2   2021-12-06 [1] RSPM (R 4.3.0)</w:t>
+      </w:r>
+      <w:r>
+        <w:br/>
+      </w:r>
+      <w:r>
+        <w:rPr>
+          <w:rStyle w:val="VerbatimChar"/>
+        </w:rPr>
+        <w:t xml:space="preserve">##  shiny         1.8.0   2023-11-17 [1] RSPM (R 4.3.0)</w:t>
+      </w:r>
+      <w:r>
+        <w:br/>
+      </w:r>
+      <w:r>
+        <w:rPr>
+          <w:rStyle w:val="VerbatimChar"/>
+        </w:rPr>
+        <w:t xml:space="preserve">##  snakecase     0.11.1  2023-08-27 [1] RSPM (R 4.3.0)</w:t>
+      </w:r>
+      <w:r>
+        <w:br/>
+      </w:r>
+      <w:r>
+        <w:rPr>
+          <w:rStyle w:val="VerbatimChar"/>
+        </w:rPr>
+        <w:t xml:space="preserve">##  stringi       1.8.3   2023-12-11 [1] RSPM (R 4.3.0)</w:t>
+      </w:r>
+      <w:r>
+        <w:br/>
+      </w:r>
+      <w:r>
+        <w:rPr>
+          <w:rStyle w:val="VerbatimChar"/>
+        </w:rPr>
+        <w:t xml:space="preserve">##  stringr       1.5.1   2023-11-14 [1] RSPM (R 4.3.0)</w:t>
+      </w:r>
+      <w:r>
+        <w:br/>
+      </w:r>
+      <w:r>
+        <w:rPr>
+          <w:rStyle w:val="VerbatimChar"/>
+        </w:rPr>
+        <w:t xml:space="preserve">##  tibble        3.2.1   2023-03-20 [1] CRAN (R 4.3.2)</w:t>
+      </w:r>
+      <w:r>
+        <w:br/>
+      </w:r>
+      <w:r>
+        <w:rPr>
+          <w:rStyle w:val="VerbatimChar"/>
+        </w:rPr>
+        <w:t xml:space="preserve">##  tidyselect    1.2.0   2022-10-10 [1] RSPM (R 4.3.0)</w:t>
+      </w:r>
+      <w:r>
+        <w:br/>
+      </w:r>
+      <w:r>
+        <w:rPr>
+          <w:rStyle w:val="VerbatimChar"/>
+        </w:rPr>
+        <w:t xml:space="preserve">##  timechange    0.3.0   2024-01-18 [1] RSPM (R 4.3.0)</w:t>
+      </w:r>
+      <w:r>
+        <w:br/>
+      </w:r>
+      <w:r>
+        <w:rPr>
+          <w:rStyle w:val="VerbatimChar"/>
+        </w:rPr>
+        <w:t xml:space="preserve">##  tzdb          0.4.0   2023-05-12 [1] RSPM (R 4.3.0)</w:t>
+      </w:r>
+      <w:r>
+        <w:br/>
+      </w:r>
+      <w:r>
+        <w:rPr>
+          <w:rStyle w:val="VerbatimChar"/>
+        </w:rPr>
+        <w:t xml:space="preserve">##  urlchecker    1.0.1   2021-11-30 [1] RSPM (R 4.3.0)</w:t>
+      </w:r>
+      <w:r>
+        <w:br/>
+      </w:r>
+      <w:r>
+        <w:rPr>
+          <w:rStyle w:val="VerbatimChar"/>
+        </w:rPr>
+        <w:t xml:space="preserve">##  usethis       2.2.3   2024-02-19 [1] RSPM (R 4.3.0)</w:t>
+      </w:r>
+      <w:r>
+        <w:br/>
+      </w:r>
+      <w:r>
+        <w:rPr>
+          <w:rStyle w:val="VerbatimChar"/>
+        </w:rPr>
+        <w:t xml:space="preserve">##  utf8          1.2.4   2023-10-22 [1] RSPM (R 4.3.0)</w:t>
+      </w:r>
+      <w:r>
+        <w:br/>
+      </w:r>
+      <w:r>
+        <w:rPr>
+          <w:rStyle w:val="VerbatimChar"/>
+        </w:rPr>
+        <w:t xml:space="preserve">##  vctrs         0.6.5   2023-12-01 [1] RSPM (R 4.3.0)</w:t>
+      </w:r>
+      <w:r>
+        <w:br/>
+      </w:r>
+      <w:r>
+        <w:rPr>
+          <w:rStyle w:val="VerbatimChar"/>
+        </w:rPr>
+        <w:t xml:space="preserve">##  webshot2      0.1.1   2023-08-11 [1] CRAN (R 4.3.2)</w:t>
+      </w:r>
+      <w:r>
+        <w:br/>
+      </w:r>
+      <w:r>
+        <w:rPr>
+          <w:rStyle w:val="VerbatimChar"/>
+        </w:rPr>
+        <w:t xml:space="preserve">##  websocket     1.4.2   2024-07-22 [1] CRAN (R 4.3.2)</w:t>
+      </w:r>
+      <w:r>
+        <w:br/>
+      </w:r>
+      <w:r>
+        <w:rPr>
+          <w:rStyle w:val="VerbatimChar"/>
+        </w:rPr>
+        <w:t xml:space="preserve">##  xfun          0.48    2024-10-03 [1] CRAN (R 4.3.2)</w:t>
+      </w:r>
+      <w:r>
+        <w:br/>
+      </w:r>
+      <w:r>
+        <w:rPr>
+          <w:rStyle w:val="VerbatimChar"/>
+        </w:rPr>
+        <w:t xml:space="preserve">##  xml2          1.3.6   2023-12-04 [1] RSPM (R 4.3.0)</w:t>
+      </w:r>
+      <w:r>
+        <w:br/>
+      </w:r>
+      <w:r>
+        <w:rPr>
+          <w:rStyle w:val="VerbatimChar"/>
+        </w:rPr>
+        <w:t xml:space="preserve">##  xtable        1.8-4   2019-04-21 [1] RSPM (R 4.3.0)</w:t>
+      </w:r>
+      <w:r>
+        <w:br/>
+      </w:r>
+      <w:r>
+        <w:rPr>
+          <w:rStyle w:val="VerbatimChar"/>
+        </w:rPr>
+        <w:t xml:space="preserve">##  yaml          2.3.8   2023-12-11 [1] RSPM (R 4.3.0)</w:t>
       </w:r>
       <w:r>
         <w:br/>
@@ -921,21 +1074,39 @@
         <w:rPr>
           <w:rStyle w:val="VerbatimChar"/>
         </w:rPr>
-        <w:t xml:space="preserve">## [1] /usr/local/lib/R/site-library</w:t>
-      </w:r>
-      <w:r>
-        <w:br/>
-      </w:r>
-      <w:r>
-        <w:rPr>
-          <w:rStyle w:val="VerbatimChar"/>
-        </w:rPr>
-        <w:t xml:space="preserve">## [2] /usr/local/lib/R/library</w:t>
+        <w:t xml:space="preserve">##  [1] /usr/local/lib/R/site-library</w:t>
+      </w:r>
+      <w:r>
+        <w:br/>
+      </w:r>
+      <w:r>
+        <w:rPr>
+          <w:rStyle w:val="VerbatimChar"/>
+        </w:rPr>
+        <w:t xml:space="preserve">##  [2] /usr/local/lib/R/library</w:t>
+      </w:r>
+      <w:r>
+        <w:br/>
+      </w:r>
+      <w:r>
+        <w:rPr>
+          <w:rStyle w:val="VerbatimChar"/>
+        </w:rPr>
+        <w:t xml:space="preserve">## </w:t>
+      </w:r>
+      <w:r>
+        <w:br/>
+      </w:r>
+      <w:r>
+        <w:rPr>
+          <w:rStyle w:val="VerbatimChar"/>
+        </w:rPr>
+        <w:t xml:space="preserve">## ──────────────────────────────────────────────────────────────────────────────</w:t>
       </w:r>
     </w:p>
     <w:bookmarkEnd w:id="25"/>
     <w:bookmarkEnd w:id="26"/>
-    <w:bookmarkStart w:id="61" w:name="a-new-chapter"/>
+    <w:bookmarkStart w:id="65" w:name="a-new-chapter"/>
     <w:p>
       <w:pPr>
         <w:pStyle w:val="Heading1"/>
@@ -1258,7 +1429,7 @@
     </w:p>
     <w:bookmarkEnd w:id="35"/>
     <w:bookmarkEnd w:id="36"/>
-    <w:bookmarkStart w:id="38" w:name="code-examples"/>
+    <w:bookmarkStart w:id="40" w:name="code-examples"/>
     <w:p>
       <w:pPr>
         <w:pStyle w:val="Heading2"/>
@@ -1470,12 +1641,12 @@
           <wp:inline>
             <wp:extent cx="4620126" cy="3696101"/>
             <wp:effectExtent b="0" l="0" r="0" t="0"/>
-            <wp:docPr descr="" title="" id="1" name="Picture"/>
+            <wp:docPr descr="" title="" id="38" name="Picture"/>
             <a:graphic>
               <a:graphicData uri="http://schemas.openxmlformats.org/drawingml/2006/picture">
                 <pic:pic>
                   <pic:nvPicPr>
-                    <pic:cNvPr descr="resources/images/02-chapter_of_course_files/figure-docx/unnamed-chunk-4-1.png" id="0" name="Picture"/>
+                    <pic:cNvPr descr="resources/images/02-chapter_of_course_files/figure-docx/unnamed-chunk-4-1.png" id="39" name="Picture"/>
                     <pic:cNvPicPr>
                       <a:picLocks noChangeArrowheads="1" noChangeAspect="1"/>
                     </pic:cNvPicPr>
@@ -1794,8 +1965,8 @@
         <w:t xml:space="preserve">##   2</w:t>
       </w:r>
     </w:p>
-    <w:bookmarkEnd w:id="38"/>
-    <w:bookmarkStart w:id="40" w:name="image-example"/>
+    <w:bookmarkEnd w:id="40"/>
+    <w:bookmarkStart w:id="44" w:name="image-example"/>
     <w:p>
       <w:pPr>
         <w:pStyle w:val="Heading2"/>
@@ -1845,18 +2016,18 @@
           <wp:inline>
             <wp:extent cx="5334000" cy="3000375"/>
             <wp:effectExtent b="0" l="0" r="0" t="0"/>
-            <wp:docPr descr="" title="" id="1" name="Picture"/>
+            <wp:docPr descr="" title="" id="42" name="Picture"/>
             <a:graphic>
               <a:graphicData uri="http://schemas.openxmlformats.org/drawingml/2006/picture">
                 <pic:pic>
                   <pic:nvPicPr>
-                    <pic:cNvPr descr="resources/images/02-chapter_of_course_files/figure-docx//1YmwKdIy9BeQ3EShgZhvtb3MgR8P6iDX4DfFD65W_gdQ_gcc4fbee202_0_141.png" id="0" name="Picture"/>
+                    <pic:cNvPr descr="resources/images/02-chapter_of_course_files/figure-docx//1YmwKdIy9BeQ3EShgZhvtb3MgR8P6iDX4DfFD65W_gdQ_gcc4fbee202_0_141.png" id="43" name="Picture"/>
                     <pic:cNvPicPr>
                       <a:picLocks noChangeArrowheads="1" noChangeAspect="1"/>
                     </pic:cNvPicPr>
                   </pic:nvPicPr>
                   <pic:blipFill>
-                    <a:blip r:embed="rId39"/>
+                    <a:blip r:embed="rId41"/>
                     <a:stretch>
                       <a:fillRect/>
                     </a:stretch>
@@ -1896,8 +2067,8 @@
         <w:pStyle w:val="BodyText"/>
       </w:pPr>
     </w:p>
-    <w:bookmarkEnd w:id="40"/>
-    <w:bookmarkStart w:id="47" w:name="video-examples"/>
+    <w:bookmarkEnd w:id="44"/>
+    <w:bookmarkStart w:id="51" w:name="video-examples"/>
     <w:p>
       <w:pPr>
         <w:pStyle w:val="Heading2"/>
@@ -1933,7 +2104,7 @@
       <w:r>
         <w:t xml:space="preserve"> </w:t>
       </w:r>
-      <w:hyperlink r:id="rId41">
+      <w:hyperlink r:id="rId45">
         <w:r>
           <w:rPr>
             <w:rStyle w:val="Hyperlink"/>
@@ -1948,7 +2119,7 @@
         <w:t xml:space="preserve">using markdown syntax.</w:t>
       </w:r>
     </w:p>
-    <w:bookmarkStart w:id="43" w:name="using-knitr"/>
+    <w:bookmarkStart w:id="47" w:name="using-knitr"/>
     <w:p>
       <w:pPr>
         <w:pStyle w:val="Heading3"/>
@@ -2021,7 +2192,7 @@
       <w:r>
         <w:t xml:space="preserve"> </w:t>
       </w:r>
-      <w:hyperlink r:id="rId42">
+      <w:hyperlink r:id="rId46">
         <w:r>
           <w:rPr>
             <w:rStyle w:val="Hyperlink"/>
@@ -2033,8 +2204,19 @@
         <w:t xml:space="preserve">.</w:t>
       </w:r>
     </w:p>
-    <w:bookmarkEnd w:id="43"/>
-    <w:bookmarkStart w:id="44" w:name="using-html"/>
+    <w:p>
+      <w:pPr>
+        <w:pStyle w:val="SourceCode"/>
+      </w:pPr>
+      <w:r>
+        <w:rPr>
+          <w:rStyle w:val="VerbatimChar"/>
+        </w:rPr>
+        <w:t xml:space="preserve">## `google-chrome`, `chromium-browser` and `chrome` were not found. Try setting the `CHROMOTE_CHROME` environment variable to the executable of a Chromium-based browser, such as Google Chrome, Chromium or Brave or adding one of these executables to your PATH.</w:t>
+      </w:r>
+    </w:p>
+    <w:bookmarkEnd w:id="47"/>
+    <w:bookmarkStart w:id="48" w:name="using-html"/>
     <w:p>
       <w:pPr>
         <w:pStyle w:val="Heading3"/>
@@ -2052,8 +2234,8 @@
         <w:t xml:space="preserve">Using HTML</w:t>
       </w:r>
     </w:p>
-    <w:bookmarkEnd w:id="44"/>
-    <w:bookmarkStart w:id="45" w:name="using-knitr-1"/>
+    <w:bookmarkEnd w:id="48"/>
+    <w:bookmarkStart w:id="49" w:name="using-knitr-1"/>
     <w:p>
       <w:pPr>
         <w:pStyle w:val="Heading3"/>
@@ -2080,8 +2262,8 @@
         <w:t xml:space="preserve">knitr</w:t>
       </w:r>
     </w:p>
-    <w:bookmarkEnd w:id="45"/>
-    <w:bookmarkStart w:id="46" w:name="using-html-1"/>
+    <w:bookmarkEnd w:id="49"/>
+    <w:bookmarkStart w:id="50" w:name="using-html-1"/>
     <w:p>
       <w:pPr>
         <w:pStyle w:val="Heading3"/>
@@ -2099,9 +2281,9 @@
         <w:t xml:space="preserve">Using HTML</w:t>
       </w:r>
     </w:p>
-    <w:bookmarkEnd w:id="46"/>
-    <w:bookmarkEnd w:id="47"/>
-    <w:bookmarkStart w:id="51" w:name="website-examples"/>
+    <w:bookmarkEnd w:id="50"/>
+    <w:bookmarkEnd w:id="51"/>
+    <w:bookmarkStart w:id="55" w:name="website-examples"/>
     <w:p>
       <w:pPr>
         <w:pStyle w:val="Heading2"/>
@@ -2131,7 +2313,7 @@
       <w:pPr>
         <w:pStyle w:val="BodyText"/>
       </w:pPr>
-      <w:hyperlink r:id="rId48">
+      <w:hyperlink r:id="rId52">
         <w:r>
           <w:rPr>
             <w:rStyle w:val="Hyperlink"/>
@@ -2152,7 +2334,7 @@
       <w:pPr>
         <w:pStyle w:val="BodyText"/>
       </w:pPr>
-      <w:hyperlink r:id="rId48">
+      <w:hyperlink r:id="rId52">
         <w:r>
           <w:rPr>
             <w:rStyle w:val="Hyperlink"/>
@@ -2169,7 +2351,7 @@
         <w:t xml:space="preserve">Or, you can embed some websites.</w:t>
       </w:r>
     </w:p>
-    <w:bookmarkStart w:id="49" w:name="using-knitr-2"/>
+    <w:bookmarkStart w:id="53" w:name="using-knitr-2"/>
     <w:p>
       <w:pPr>
         <w:pStyle w:val="Heading3"/>
@@ -2204,8 +2386,8 @@
         <w:t xml:space="preserve">This works:</w:t>
       </w:r>
     </w:p>
-    <w:bookmarkEnd w:id="49"/>
-    <w:bookmarkStart w:id="50" w:name="using-html-2"/>
+    <w:bookmarkEnd w:id="53"/>
+    <w:bookmarkStart w:id="54" w:name="using-html-2"/>
     <w:p>
       <w:pPr>
         <w:pStyle w:val="Heading3"/>
@@ -2242,9 +2424,9 @@
         <w:t xml:space="preserve">&lt;a href="https://www.linkedin.com" target="_blank"&gt;LinkedIn&lt;/a&gt;</w:t>
       </w:r>
     </w:p>
-    <w:bookmarkEnd w:id="50"/>
-    <w:bookmarkEnd w:id="51"/>
-    <w:bookmarkStart w:id="52" w:name="citation-examples"/>
+    <w:bookmarkEnd w:id="54"/>
+    <w:bookmarkEnd w:id="55"/>
+    <w:bookmarkStart w:id="56" w:name="citation-examples"/>
     <w:p>
       <w:pPr>
         <w:pStyle w:val="Heading2"/>
@@ -2386,8 +2568,8 @@
         <w:t xml:space="preserve">.</w:t>
       </w:r>
     </w:p>
-    <w:bookmarkEnd w:id="52"/>
-    <w:bookmarkStart w:id="57" w:name="stylized-boxes"/>
+    <w:bookmarkEnd w:id="56"/>
+    <w:bookmarkStart w:id="61" w:name="stylized-boxes"/>
     <w:p>
       <w:pPr>
         <w:pStyle w:val="Heading2"/>
@@ -2421,7 +2603,7 @@
         <w:t xml:space="preserve">You can use these boxes in your course with either of two options: using HTML code or Pandoc syntax.</w:t>
       </w:r>
     </w:p>
-    <w:bookmarkStart w:id="55" w:name="using-rmarkdown-container-syntax"/>
+    <w:bookmarkStart w:id="59" w:name="using-rmarkdown-container-syntax"/>
     <w:p>
       <w:pPr>
         <w:pStyle w:val="Heading3"/>
@@ -2479,7 +2661,7 @@
       <w:r>
         <w:t xml:space="preserve"> </w:t>
       </w:r>
-      <w:hyperlink r:id="rId53">
+      <w:hyperlink r:id="rId57">
         <w:r>
           <w:rPr>
             <w:rStyle w:val="Hyperlink"/>
@@ -2602,7 +2784,7 @@
       <w:r>
         <w:t xml:space="preserve">(</w:t>
       </w:r>
-      <w:hyperlink r:id="rId54">
+      <w:hyperlink r:id="rId58">
         <w:r>
           <w:rPr>
             <w:rStyle w:val="Hyperlink"/>
@@ -2614,8 +2796,8 @@
         <w:t xml:space="preserve">)</w:t>
       </w:r>
     </w:p>
-    <w:bookmarkEnd w:id="55"/>
-    <w:bookmarkStart w:id="56" w:name="using-html-3"/>
+    <w:bookmarkEnd w:id="59"/>
+    <w:bookmarkStart w:id="60" w:name="using-html-3"/>
     <w:p>
       <w:pPr>
         <w:pStyle w:val="Heading3"/>
@@ -2841,9 +3023,9 @@
         <w:t xml:space="preserve">Work in Progress text</w:t>
       </w:r>
     </w:p>
-    <w:bookmarkEnd w:id="56"/>
-    <w:bookmarkEnd w:id="57"/>
-    <w:bookmarkStart w:id="58" w:name="dropdown-summaries"/>
+    <w:bookmarkEnd w:id="60"/>
+    <w:bookmarkEnd w:id="61"/>
+    <w:bookmarkStart w:id="62" w:name="dropdown-summaries"/>
     <w:p>
       <w:pPr>
         <w:pStyle w:val="Heading2"/>
@@ -2877,8 +3059,8 @@
         <w:t xml:space="preserve">Here’s more words that are hidden.</w:t>
       </w:r>
     </w:p>
-    <w:bookmarkEnd w:id="58"/>
-    <w:bookmarkStart w:id="60" w:name="print-out-session-info"/>
+    <w:bookmarkEnd w:id="62"/>
+    <w:bookmarkStart w:id="64" w:name="print-out-session-info"/>
     <w:p>
       <w:pPr>
         <w:pStyle w:val="Heading2"/>
@@ -2906,7 +3088,7 @@
       <w:r>
         <w:t xml:space="preserve"> </w:t>
       </w:r>
-      <w:hyperlink r:id="rId59">
+      <w:hyperlink r:id="rId63">
         <w:r>
           <w:rPr>
             <w:rStyle w:val="Hyperlink"/>
@@ -2964,88 +3146,97 @@
         <w:rPr>
           <w:rStyle w:val="VerbatimChar"/>
         </w:rPr>
-        <w:t xml:space="preserve">##  setting  value                       </w:t>
-      </w:r>
-      <w:r>
-        <w:br/>
-      </w:r>
-      <w:r>
-        <w:rPr>
-          <w:rStyle w:val="VerbatimChar"/>
-        </w:rPr>
-        <w:t xml:space="preserve">##  version  R version 4.0.2 (2020-06-22)</w:t>
-      </w:r>
-      <w:r>
-        <w:br/>
-      </w:r>
-      <w:r>
-        <w:rPr>
-          <w:rStyle w:val="VerbatimChar"/>
-        </w:rPr>
-        <w:t xml:space="preserve">##  os       Ubuntu 20.04.5 LTS          </w:t>
-      </w:r>
-      <w:r>
-        <w:br/>
-      </w:r>
-      <w:r>
-        <w:rPr>
-          <w:rStyle w:val="VerbatimChar"/>
-        </w:rPr>
-        <w:t xml:space="preserve">##  system   x86_64, linux-gnu           </w:t>
-      </w:r>
-      <w:r>
-        <w:br/>
-      </w:r>
-      <w:r>
-        <w:rPr>
-          <w:rStyle w:val="VerbatimChar"/>
-        </w:rPr>
-        <w:t xml:space="preserve">##  ui       X11                         </w:t>
-      </w:r>
-      <w:r>
-        <w:br/>
-      </w:r>
-      <w:r>
-        <w:rPr>
-          <w:rStyle w:val="VerbatimChar"/>
-        </w:rPr>
-        <w:t xml:space="preserve">##  language (EN)                        </w:t>
-      </w:r>
-      <w:r>
-        <w:br/>
-      </w:r>
-      <w:r>
-        <w:rPr>
-          <w:rStyle w:val="VerbatimChar"/>
-        </w:rPr>
-        <w:t xml:space="preserve">##  collate  en_US.UTF-8                 </w:t>
-      </w:r>
-      <w:r>
-        <w:br/>
-      </w:r>
-      <w:r>
-        <w:rPr>
-          <w:rStyle w:val="VerbatimChar"/>
-        </w:rPr>
-        <w:t xml:space="preserve">##  ctype    en_US.UTF-8                 </w:t>
-      </w:r>
-      <w:r>
-        <w:br/>
-      </w:r>
-      <w:r>
-        <w:rPr>
-          <w:rStyle w:val="VerbatimChar"/>
-        </w:rPr>
-        <w:t xml:space="preserve">##  tz       Etc/UTC                     </w:t>
-      </w:r>
-      <w:r>
-        <w:br/>
-      </w:r>
-      <w:r>
-        <w:rPr>
-          <w:rStyle w:val="VerbatimChar"/>
-        </w:rPr>
-        <w:t xml:space="preserve">##  date     2024-05-02                  </w:t>
+        <w:t xml:space="preserve">##  setting  value</w:t>
+      </w:r>
+      <w:r>
+        <w:br/>
+      </w:r>
+      <w:r>
+        <w:rPr>
+          <w:rStyle w:val="VerbatimChar"/>
+        </w:rPr>
+        <w:t xml:space="preserve">##  version  R version 4.3.2 (2023-10-31)</w:t>
+      </w:r>
+      <w:r>
+        <w:br/>
+      </w:r>
+      <w:r>
+        <w:rPr>
+          <w:rStyle w:val="VerbatimChar"/>
+        </w:rPr>
+        <w:t xml:space="preserve">##  os       Ubuntu 22.04.4 LTS</w:t>
+      </w:r>
+      <w:r>
+        <w:br/>
+      </w:r>
+      <w:r>
+        <w:rPr>
+          <w:rStyle w:val="VerbatimChar"/>
+        </w:rPr>
+        <w:t xml:space="preserve">##  system   x86_64, linux-gnu</w:t>
+      </w:r>
+      <w:r>
+        <w:br/>
+      </w:r>
+      <w:r>
+        <w:rPr>
+          <w:rStyle w:val="VerbatimChar"/>
+        </w:rPr>
+        <w:t xml:space="preserve">##  ui       X11</w:t>
+      </w:r>
+      <w:r>
+        <w:br/>
+      </w:r>
+      <w:r>
+        <w:rPr>
+          <w:rStyle w:val="VerbatimChar"/>
+        </w:rPr>
+        <w:t xml:space="preserve">##  language (EN)</w:t>
+      </w:r>
+      <w:r>
+        <w:br/>
+      </w:r>
+      <w:r>
+        <w:rPr>
+          <w:rStyle w:val="VerbatimChar"/>
+        </w:rPr>
+        <w:t xml:space="preserve">##  collate  en_US.UTF-8</w:t>
+      </w:r>
+      <w:r>
+        <w:br/>
+      </w:r>
+      <w:r>
+        <w:rPr>
+          <w:rStyle w:val="VerbatimChar"/>
+        </w:rPr>
+        <w:t xml:space="preserve">##  ctype    en_US.UTF-8</w:t>
+      </w:r>
+      <w:r>
+        <w:br/>
+      </w:r>
+      <w:r>
+        <w:rPr>
+          <w:rStyle w:val="VerbatimChar"/>
+        </w:rPr>
+        <w:t xml:space="preserve">##  tz       Etc/UTC</w:t>
+      </w:r>
+      <w:r>
+        <w:br/>
+      </w:r>
+      <w:r>
+        <w:rPr>
+          <w:rStyle w:val="VerbatimChar"/>
+        </w:rPr>
+        <w:t xml:space="preserve">##  date     2025-06-06</w:t>
+      </w:r>
+      <w:r>
+        <w:br/>
+      </w:r>
+      <w:r>
+        <w:rPr>
+          <w:rStyle w:val="VerbatimChar"/>
+        </w:rPr>
+        <w:t xml:space="preserve">##  pandoc   3.1.1 @ /usr/local/bin/ (via rmarkdown)</w:t>
       </w:r>
       <w:r>
         <w:br/>
@@ -3072,484 +3263,628 @@
         <w:rPr>
           <w:rStyle w:val="VerbatimChar"/>
         </w:rPr>
-        <w:t xml:space="preserve">##  package     * version date       lib source                            </w:t>
-      </w:r>
-      <w:r>
-        <w:br/>
-      </w:r>
-      <w:r>
-        <w:rPr>
-          <w:rStyle w:val="VerbatimChar"/>
-        </w:rPr>
-        <w:t xml:space="preserve">##  askpass       1.1     2019-01-13 [1] RSPM (R 4.0.3)                    </w:t>
-      </w:r>
-      <w:r>
-        <w:br/>
-      </w:r>
-      <w:r>
-        <w:rPr>
-          <w:rStyle w:val="VerbatimChar"/>
-        </w:rPr>
-        <w:t xml:space="preserve">##  assertthat    0.2.1   2019-03-21 [1] RSPM (R 4.0.5)                    </w:t>
-      </w:r>
-      <w:r>
-        <w:br/>
-      </w:r>
-      <w:r>
-        <w:rPr>
-          <w:rStyle w:val="VerbatimChar"/>
-        </w:rPr>
-        <w:t xml:space="preserve">##  bookdown      0.24    2024-03-13 [1] Github (rstudio/bookdown@88bc4ea) </w:t>
-      </w:r>
-      <w:r>
-        <w:br/>
-      </w:r>
-      <w:r>
-        <w:rPr>
-          <w:rStyle w:val="VerbatimChar"/>
-        </w:rPr>
-        <w:t xml:space="preserve">##  cachem        1.0.8   2023-05-01 [1] CRAN (R 4.0.2)                    </w:t>
-      </w:r>
-      <w:r>
-        <w:br/>
-      </w:r>
-      <w:r>
-        <w:rPr>
-          <w:rStyle w:val="VerbatimChar"/>
-        </w:rPr>
-        <w:t xml:space="preserve">##  callr         3.5.0   2020-10-08 [1] RSPM (R 4.0.2)                    </w:t>
-      </w:r>
-      <w:r>
-        <w:br/>
-      </w:r>
-      <w:r>
-        <w:rPr>
-          <w:rStyle w:val="VerbatimChar"/>
-        </w:rPr>
-        <w:t xml:space="preserve">##  cli           3.6.2   2023-12-11 [1] CRAN (R 4.0.2)                    </w:t>
-      </w:r>
-      <w:r>
-        <w:br/>
-      </w:r>
-      <w:r>
-        <w:rPr>
-          <w:rStyle w:val="VerbatimChar"/>
-        </w:rPr>
-        <w:t xml:space="preserve">##  crayon        1.3.4   2017-09-16 [1] RSPM (R 4.0.0)                    </w:t>
-      </w:r>
-      <w:r>
-        <w:br/>
-      </w:r>
-      <w:r>
-        <w:rPr>
-          <w:rStyle w:val="VerbatimChar"/>
-        </w:rPr>
-        <w:t xml:space="preserve">##  curl          5.2.1   2024-03-01 [1] CRAN (R 4.0.2)                    </w:t>
-      </w:r>
-      <w:r>
-        <w:br/>
-      </w:r>
-      <w:r>
-        <w:rPr>
-          <w:rStyle w:val="VerbatimChar"/>
-        </w:rPr>
-        <w:t xml:space="preserve">##  desc          1.2.0   2018-05-01 [1] RSPM (R 4.0.3)                    </w:t>
-      </w:r>
-      <w:r>
-        <w:br/>
-      </w:r>
-      <w:r>
-        <w:rPr>
-          <w:rStyle w:val="VerbatimChar"/>
-        </w:rPr>
-        <w:t xml:space="preserve">##  devtools      2.3.2   2020-09-18 [1] RSPM (R 4.0.3)                    </w:t>
-      </w:r>
-      <w:r>
-        <w:br/>
-      </w:r>
-      <w:r>
-        <w:rPr>
-          <w:rStyle w:val="VerbatimChar"/>
-        </w:rPr>
-        <w:t xml:space="preserve">##  digest        0.6.25  2020-02-23 [1] RSPM (R 4.0.0)                    </w:t>
-      </w:r>
-      <w:r>
-        <w:br/>
-      </w:r>
-      <w:r>
-        <w:rPr>
-          <w:rStyle w:val="VerbatimChar"/>
-        </w:rPr>
-        <w:t xml:space="preserve">##  ellipsis      0.3.1   2020-05-15 [1] RSPM (R 4.0.3)                    </w:t>
-      </w:r>
-      <w:r>
-        <w:br/>
-      </w:r>
-      <w:r>
-        <w:rPr>
-          <w:rStyle w:val="VerbatimChar"/>
-        </w:rPr>
-        <w:t xml:space="preserve">##  evaluate      0.23    2023-11-01 [1] CRAN (R 4.0.2)                    </w:t>
-      </w:r>
-      <w:r>
-        <w:br/>
-      </w:r>
-      <w:r>
-        <w:rPr>
-          <w:rStyle w:val="VerbatimChar"/>
-        </w:rPr>
-        <w:t xml:space="preserve">##  fansi         0.4.1   2020-01-08 [1] RSPM (R 4.0.0)                    </w:t>
-      </w:r>
-      <w:r>
-        <w:br/>
-      </w:r>
-      <w:r>
-        <w:rPr>
-          <w:rStyle w:val="VerbatimChar"/>
-        </w:rPr>
-        <w:t xml:space="preserve">##  fastmap       1.1.1   2023-02-24 [1] CRAN (R 4.0.2)                    </w:t>
-      </w:r>
-      <w:r>
-        <w:br/>
-      </w:r>
-      <w:r>
-        <w:rPr>
-          <w:rStyle w:val="VerbatimChar"/>
-        </w:rPr>
-        <w:t xml:space="preserve">##  fs            1.5.0   2020-07-31 [1] RSPM (R 4.0.3)                    </w:t>
-      </w:r>
-      <w:r>
-        <w:br/>
-      </w:r>
-      <w:r>
-        <w:rPr>
-          <w:rStyle w:val="VerbatimChar"/>
-        </w:rPr>
-        <w:t xml:space="preserve">##  glue          1.4.2   2020-08-27 [1] RSPM (R 4.0.5)                    </w:t>
-      </w:r>
-      <w:r>
-        <w:br/>
-      </w:r>
-      <w:r>
-        <w:rPr>
-          <w:rStyle w:val="VerbatimChar"/>
-        </w:rPr>
-        <w:t xml:space="preserve">##  highr         0.8     2019-03-20 [1] RSPM (R 4.0.3)                    </w:t>
-      </w:r>
-      <w:r>
-        <w:br/>
-      </w:r>
-      <w:r>
-        <w:rPr>
-          <w:rStyle w:val="VerbatimChar"/>
-        </w:rPr>
-        <w:t xml:space="preserve">##  hms           0.5.3   2020-01-08 [1] RSPM (R 4.0.0)                    </w:t>
-      </w:r>
-      <w:r>
-        <w:br/>
-      </w:r>
-      <w:r>
-        <w:rPr>
-          <w:rStyle w:val="VerbatimChar"/>
-        </w:rPr>
-        <w:t xml:space="preserve">##  htmltools     0.5.7   2023-11-03 [1] CRAN (R 4.0.2)                    </w:t>
-      </w:r>
-      <w:r>
-        <w:br/>
-      </w:r>
-      <w:r>
-        <w:rPr>
-          <w:rStyle w:val="VerbatimChar"/>
-        </w:rPr>
-        <w:t xml:space="preserve">##  httr          1.4.2   2020-07-20 [1] RSPM (R 4.0.3)                    </w:t>
-      </w:r>
-      <w:r>
-        <w:br/>
-      </w:r>
-      <w:r>
-        <w:rPr>
-          <w:rStyle w:val="VerbatimChar"/>
-        </w:rPr>
-        <w:t xml:space="preserve">##  jsonlite      1.7.1   2020-09-07 [1] RSPM (R 4.0.2)                    </w:t>
-      </w:r>
-      <w:r>
-        <w:br/>
-      </w:r>
-      <w:r>
-        <w:rPr>
-          <w:rStyle w:val="VerbatimChar"/>
-        </w:rPr>
-        <w:t xml:space="preserve">##  knitr         1.33    2024-03-13 [1] Github (yihui/knitr@a1052d1)      </w:t>
-      </w:r>
-      <w:r>
-        <w:br/>
-      </w:r>
-      <w:r>
-        <w:rPr>
-          <w:rStyle w:val="VerbatimChar"/>
-        </w:rPr>
-        <w:t xml:space="preserve">##  lifecycle     1.0.4   2023-11-07 [1] CRAN (R 4.0.2)                    </w:t>
-      </w:r>
-      <w:r>
-        <w:br/>
-      </w:r>
-      <w:r>
-        <w:rPr>
-          <w:rStyle w:val="VerbatimChar"/>
-        </w:rPr>
-        <w:t xml:space="preserve">##  magrittr    * 2.0.3   2022-03-30 [1] CRAN (R 4.0.2)                    </w:t>
-      </w:r>
-      <w:r>
-        <w:br/>
-      </w:r>
-      <w:r>
-        <w:rPr>
-          <w:rStyle w:val="VerbatimChar"/>
-        </w:rPr>
-        <w:t xml:space="preserve">##  memoise       2.0.1   2021-11-26 [1] CRAN (R 4.0.2)                    </w:t>
-      </w:r>
-      <w:r>
-        <w:br/>
-      </w:r>
-      <w:r>
-        <w:rPr>
-          <w:rStyle w:val="VerbatimChar"/>
-        </w:rPr>
-        <w:t xml:space="preserve">##  openssl       1.4.3   2020-09-18 [1] RSPM (R 4.0.3)                    </w:t>
-      </w:r>
-      <w:r>
-        <w:br/>
-      </w:r>
-      <w:r>
-        <w:rPr>
-          <w:rStyle w:val="VerbatimChar"/>
-        </w:rPr>
-        <w:t xml:space="preserve">##  ottrpal       1.2.1   2024-03-13 [1] Github (jhudsl/ottrpal@48e8c44)   </w:t>
-      </w:r>
-      <w:r>
-        <w:br/>
-      </w:r>
-      <w:r>
-        <w:rPr>
-          <w:rStyle w:val="VerbatimChar"/>
-        </w:rPr>
-        <w:t xml:space="preserve">##  pillar        1.9.0   2023-03-22 [1] CRAN (R 4.0.2)                    </w:t>
-      </w:r>
-      <w:r>
-        <w:br/>
-      </w:r>
-      <w:r>
-        <w:rPr>
-          <w:rStyle w:val="VerbatimChar"/>
-        </w:rPr>
-        <w:t xml:space="preserve">##  pkgbuild      1.1.0   2020-07-13 [1] RSPM (R 4.0.2)                    </w:t>
-      </w:r>
-      <w:r>
-        <w:br/>
-      </w:r>
-      <w:r>
-        <w:rPr>
-          <w:rStyle w:val="VerbatimChar"/>
-        </w:rPr>
-        <w:t xml:space="preserve">##  pkgconfig     2.0.3   2019-09-22 [1] RSPM (R 4.0.3)                    </w:t>
-      </w:r>
-      <w:r>
-        <w:br/>
-      </w:r>
-      <w:r>
-        <w:rPr>
-          <w:rStyle w:val="VerbatimChar"/>
-        </w:rPr>
-        <w:t xml:space="preserve">##  pkgload       1.1.0   2020-05-29 [1] RSPM (R 4.0.3)                    </w:t>
-      </w:r>
-      <w:r>
-        <w:br/>
-      </w:r>
-      <w:r>
-        <w:rPr>
-          <w:rStyle w:val="VerbatimChar"/>
-        </w:rPr>
-        <w:t xml:space="preserve">##  prettyunits   1.1.1   2020-01-24 [1] RSPM (R 4.0.3)                    </w:t>
-      </w:r>
-      <w:r>
-        <w:br/>
-      </w:r>
-      <w:r>
-        <w:rPr>
-          <w:rStyle w:val="VerbatimChar"/>
-        </w:rPr>
-        <w:t xml:space="preserve">##  processx      3.4.4   2020-09-03 [1] RSPM (R 4.0.2)                    </w:t>
-      </w:r>
-      <w:r>
-        <w:br/>
-      </w:r>
-      <w:r>
-        <w:rPr>
-          <w:rStyle w:val="VerbatimChar"/>
-        </w:rPr>
-        <w:t xml:space="preserve">##  ps            1.4.0   2020-10-07 [1] RSPM (R 4.0.2)                    </w:t>
-      </w:r>
-      <w:r>
-        <w:br/>
-      </w:r>
-      <w:r>
-        <w:rPr>
-          <w:rStyle w:val="VerbatimChar"/>
-        </w:rPr>
-        <w:t xml:space="preserve">##  R6            2.4.1   2019-11-12 [1] RSPM (R 4.0.0)                    </w:t>
-      </w:r>
-      <w:r>
-        <w:br/>
-      </w:r>
-      <w:r>
-        <w:rPr>
-          <w:rStyle w:val="VerbatimChar"/>
-        </w:rPr>
-        <w:t xml:space="preserve">##  readr         1.4.0   2020-10-05 [1] RSPM (R 4.0.2)                    </w:t>
-      </w:r>
-      <w:r>
-        <w:br/>
-      </w:r>
-      <w:r>
-        <w:rPr>
-          <w:rStyle w:val="VerbatimChar"/>
-        </w:rPr>
-        <w:t xml:space="preserve">##  remotes       2.2.0   2020-07-21 [1] RSPM (R 4.0.3)                    </w:t>
-      </w:r>
-      <w:r>
-        <w:br/>
-      </w:r>
-      <w:r>
-        <w:rPr>
-          <w:rStyle w:val="VerbatimChar"/>
-        </w:rPr>
-        <w:t xml:space="preserve">##  rlang         1.1.3   2024-01-10 [1] CRAN (R 4.0.2)                    </w:t>
-      </w:r>
-      <w:r>
-        <w:br/>
-      </w:r>
-      <w:r>
-        <w:rPr>
-          <w:rStyle w:val="VerbatimChar"/>
-        </w:rPr>
-        <w:t xml:space="preserve">##  rmarkdown     2.10    2024-03-13 [1] Github (rstudio/rmarkdown@02d3c25)</w:t>
-      </w:r>
-      <w:r>
-        <w:br/>
-      </w:r>
-      <w:r>
-        <w:rPr>
-          <w:rStyle w:val="VerbatimChar"/>
-        </w:rPr>
-        <w:t xml:space="preserve">##  rprojroot     2.0.4   2023-11-05 [1] CRAN (R 4.0.2)                    </w:t>
-      </w:r>
-      <w:r>
-        <w:br/>
-      </w:r>
-      <w:r>
-        <w:rPr>
-          <w:rStyle w:val="VerbatimChar"/>
-        </w:rPr>
-        <w:t xml:space="preserve">##  sessioninfo   1.1.1   2018-11-05 [1] RSPM (R 4.0.3)                    </w:t>
-      </w:r>
-      <w:r>
-        <w:br/>
-      </w:r>
-      <w:r>
-        <w:rPr>
-          <w:rStyle w:val="VerbatimChar"/>
-        </w:rPr>
-        <w:t xml:space="preserve">##  stringi       1.5.3   2020-09-09 [1] RSPM (R 4.0.3)                    </w:t>
-      </w:r>
-      <w:r>
-        <w:br/>
-      </w:r>
-      <w:r>
-        <w:rPr>
-          <w:rStyle w:val="VerbatimChar"/>
-        </w:rPr>
-        <w:t xml:space="preserve">##  stringr       1.4.0   2019-02-10 [1] RSPM (R 4.0.3)                    </w:t>
-      </w:r>
-      <w:r>
-        <w:br/>
-      </w:r>
-      <w:r>
-        <w:rPr>
-          <w:rStyle w:val="VerbatimChar"/>
-        </w:rPr>
-        <w:t xml:space="preserve">##  testthat      3.0.1   2024-03-13 [1] Github (R-lib/testthat@e99155a)   </w:t>
-      </w:r>
-      <w:r>
-        <w:br/>
-      </w:r>
-      <w:r>
-        <w:rPr>
-          <w:rStyle w:val="VerbatimChar"/>
-        </w:rPr>
-        <w:t xml:space="preserve">##  tibble        3.2.1   2023-03-20 [1] CRAN (R 4.0.2)                    </w:t>
-      </w:r>
-      <w:r>
-        <w:br/>
-      </w:r>
-      <w:r>
-        <w:rPr>
-          <w:rStyle w:val="VerbatimChar"/>
-        </w:rPr>
-        <w:t xml:space="preserve">##  usethis       1.6.3   2020-09-17 [1] RSPM (R 4.0.2)                    </w:t>
-      </w:r>
-      <w:r>
-        <w:br/>
-      </w:r>
-      <w:r>
-        <w:rPr>
-          <w:rStyle w:val="VerbatimChar"/>
-        </w:rPr>
-        <w:t xml:space="preserve">##  utf8          1.1.4   2018-05-24 [1] RSPM (R 4.0.3)                    </w:t>
-      </w:r>
-      <w:r>
-        <w:br/>
-      </w:r>
-      <w:r>
-        <w:rPr>
-          <w:rStyle w:val="VerbatimChar"/>
-        </w:rPr>
-        <w:t xml:space="preserve">##  vctrs         0.6.5   2023-12-01 [1] CRAN (R 4.0.2)                    </w:t>
-      </w:r>
-      <w:r>
-        <w:br/>
-      </w:r>
-      <w:r>
-        <w:rPr>
-          <w:rStyle w:val="VerbatimChar"/>
-        </w:rPr>
-        <w:t xml:space="preserve">##  withr         2.3.0   2020-09-22 [1] RSPM (R 4.0.2)                    </w:t>
-      </w:r>
-      <w:r>
-        <w:br/>
-      </w:r>
-      <w:r>
-        <w:rPr>
-          <w:rStyle w:val="VerbatimChar"/>
-        </w:rPr>
-        <w:t xml:space="preserve">##  xfun          0.26    2024-03-13 [1] Github (yihui/xfun@74c2a66)       </w:t>
-      </w:r>
-      <w:r>
-        <w:br/>
-      </w:r>
-      <w:r>
-        <w:rPr>
-          <w:rStyle w:val="VerbatimChar"/>
-        </w:rPr>
-        <w:t xml:space="preserve">##  xml2          1.3.2   2020-04-23 [1] RSPM (R 4.0.3)                    </w:t>
-      </w:r>
-      <w:r>
-        <w:br/>
-      </w:r>
-      <w:r>
-        <w:rPr>
-          <w:rStyle w:val="VerbatimChar"/>
-        </w:rPr>
-        <w:t xml:space="preserve">##  yaml          2.2.1   2020-02-01 [1] RSPM (R 4.0.3)                    </w:t>
+        <w:t xml:space="preserve">##  package     * version date (UTC) lib source</w:t>
+      </w:r>
+      <w:r>
+        <w:br/>
+      </w:r>
+      <w:r>
+        <w:rPr>
+          <w:rStyle w:val="VerbatimChar"/>
+        </w:rPr>
+        <w:t xml:space="preserve">##  askpass       1.2.0   2023-09-03 [1] RSPM (R 4.3.0)</w:t>
+      </w:r>
+      <w:r>
+        <w:br/>
+      </w:r>
+      <w:r>
+        <w:rPr>
+          <w:rStyle w:val="VerbatimChar"/>
+        </w:rPr>
+        <w:t xml:space="preserve">##  bookdown      0.41    2024-10-16 [1] CRAN (R 4.3.2)</w:t>
+      </w:r>
+      <w:r>
+        <w:br/>
+      </w:r>
+      <w:r>
+        <w:rPr>
+          <w:rStyle w:val="VerbatimChar"/>
+        </w:rPr>
+        <w:t xml:space="preserve">##  cachem        1.0.8   2023-05-01 [1] RSPM (R 4.3.0)</w:t>
+      </w:r>
+      <w:r>
+        <w:br/>
+      </w:r>
+      <w:r>
+        <w:rPr>
+          <w:rStyle w:val="VerbatimChar"/>
+        </w:rPr>
+        <w:t xml:space="preserve">##  chromote      0.3.1   2024-08-30 [1] CRAN (R 4.3.2)</w:t>
+      </w:r>
+      <w:r>
+        <w:br/>
+      </w:r>
+      <w:r>
+        <w:rPr>
+          <w:rStyle w:val="VerbatimChar"/>
+        </w:rPr>
+        <w:t xml:space="preserve">##  cli           3.6.2   2023-12-11 [1] RSPM (R 4.3.0)</w:t>
+      </w:r>
+      <w:r>
+        <w:br/>
+      </w:r>
+      <w:r>
+        <w:rPr>
+          <w:rStyle w:val="VerbatimChar"/>
+        </w:rPr>
+        <w:t xml:space="preserve">##  curl          5.2.0   2023-12-08 [1] RSPM (R 4.3.0)</w:t>
+      </w:r>
+      <w:r>
+        <w:br/>
+      </w:r>
+      <w:r>
+        <w:rPr>
+          <w:rStyle w:val="VerbatimChar"/>
+        </w:rPr>
+        <w:t xml:space="preserve">##  devtools      2.4.5   2022-10-11 [1] RSPM (R 4.3.0)</w:t>
+      </w:r>
+      <w:r>
+        <w:br/>
+      </w:r>
+      <w:r>
+        <w:rPr>
+          <w:rStyle w:val="VerbatimChar"/>
+        </w:rPr>
+        <w:t xml:space="preserve">##  digest        0.6.34  2024-01-11 [1] RSPM (R 4.3.0)</w:t>
+      </w:r>
+      <w:r>
+        <w:br/>
+      </w:r>
+      <w:r>
+        <w:rPr>
+          <w:rStyle w:val="VerbatimChar"/>
+        </w:rPr>
+        <w:t xml:space="preserve">##  dplyr         1.1.4   2023-11-17 [1] RSPM (R 4.3.0)</w:t>
+      </w:r>
+      <w:r>
+        <w:br/>
+      </w:r>
+      <w:r>
+        <w:rPr>
+          <w:rStyle w:val="VerbatimChar"/>
+        </w:rPr>
+        <w:t xml:space="preserve">##  ellipsis      0.3.2   2021-04-29 [1] RSPM (R 4.3.0)</w:t>
+      </w:r>
+      <w:r>
+        <w:br/>
+      </w:r>
+      <w:r>
+        <w:rPr>
+          <w:rStyle w:val="VerbatimChar"/>
+        </w:rPr>
+        <w:t xml:space="preserve">##  evaluate      0.23    2023-11-01 [1] RSPM (R 4.3.0)</w:t>
+      </w:r>
+      <w:r>
+        <w:br/>
+      </w:r>
+      <w:r>
+        <w:rPr>
+          <w:rStyle w:val="VerbatimChar"/>
+        </w:rPr>
+        <w:t xml:space="preserve">##  fansi         1.0.6   2023-12-08 [1] RSPM (R 4.3.0)</w:t>
+      </w:r>
+      <w:r>
+        <w:br/>
+      </w:r>
+      <w:r>
+        <w:rPr>
+          <w:rStyle w:val="VerbatimChar"/>
+        </w:rPr>
+        <w:t xml:space="preserve">##  fastmap       1.1.1   2023-02-24 [1] RSPM (R 4.3.0)</w:t>
+      </w:r>
+      <w:r>
+        <w:br/>
+      </w:r>
+      <w:r>
+        <w:rPr>
+          <w:rStyle w:val="VerbatimChar"/>
+        </w:rPr>
+        <w:t xml:space="preserve">##  fs            1.6.3   2023-07-20 [1] RSPM (R 4.3.0)</w:t>
+      </w:r>
+      <w:r>
+        <w:br/>
+      </w:r>
+      <w:r>
+        <w:rPr>
+          <w:rStyle w:val="VerbatimChar"/>
+        </w:rPr>
+        <w:t xml:space="preserve">##  generics      0.1.3   2022-07-05 [1] RSPM (R 4.3.0)</w:t>
+      </w:r>
+      <w:r>
+        <w:br/>
+      </w:r>
+      <w:r>
+        <w:rPr>
+          <w:rStyle w:val="VerbatimChar"/>
+        </w:rPr>
+        <w:t xml:space="preserve">##  glue          1.7.0   2024-01-09 [1] RSPM (R 4.3.0)</w:t>
+      </w:r>
+      <w:r>
+        <w:br/>
+      </w:r>
+      <w:r>
+        <w:rPr>
+          <w:rStyle w:val="VerbatimChar"/>
+        </w:rPr>
+        <w:t xml:space="preserve">##  highr         0.11    2024-05-26 [1] CRAN (R 4.3.2)</w:t>
+      </w:r>
+      <w:r>
+        <w:br/>
+      </w:r>
+      <w:r>
+        <w:rPr>
+          <w:rStyle w:val="VerbatimChar"/>
+        </w:rPr>
+        <w:t xml:space="preserve">##  hms           1.1.3   2023-03-21 [1] RSPM (R 4.3.0)</w:t>
+      </w:r>
+      <w:r>
+        <w:br/>
+      </w:r>
+      <w:r>
+        <w:rPr>
+          <w:rStyle w:val="VerbatimChar"/>
+        </w:rPr>
+        <w:t xml:space="preserve">##  htmltools     0.5.7   2023-11-03 [1] RSPM (R 4.3.0)</w:t>
+      </w:r>
+      <w:r>
+        <w:br/>
+      </w:r>
+      <w:r>
+        <w:rPr>
+          <w:rStyle w:val="VerbatimChar"/>
+        </w:rPr>
+        <w:t xml:space="preserve">##  htmlwidgets   1.6.4   2023-12-06 [1] RSPM (R 4.3.0)</w:t>
+      </w:r>
+      <w:r>
+        <w:br/>
+      </w:r>
+      <w:r>
+        <w:rPr>
+          <w:rStyle w:val="VerbatimChar"/>
+        </w:rPr>
+        <w:t xml:space="preserve">##  httpuv        1.6.14  2024-01-26 [1] RSPM (R 4.3.0)</w:t>
+      </w:r>
+      <w:r>
+        <w:br/>
+      </w:r>
+      <w:r>
+        <w:rPr>
+          <w:rStyle w:val="VerbatimChar"/>
+        </w:rPr>
+        <w:t xml:space="preserve">##  httr          1.4.7   2023-08-15 [1] RSPM (R 4.3.0)</w:t>
+      </w:r>
+      <w:r>
+        <w:br/>
+      </w:r>
+      <w:r>
+        <w:rPr>
+          <w:rStyle w:val="VerbatimChar"/>
+        </w:rPr>
+        <w:t xml:space="preserve">##  janitor       2.2.0   2023-02-02 [1] RSPM (R 4.3.0)</w:t>
+      </w:r>
+      <w:r>
+        <w:br/>
+      </w:r>
+      <w:r>
+        <w:rPr>
+          <w:rStyle w:val="VerbatimChar"/>
+        </w:rPr>
+        <w:t xml:space="preserve">##  jsonlite      1.8.8   2023-12-04 [1] RSPM (R 4.3.0)</w:t>
+      </w:r>
+      <w:r>
+        <w:br/>
+      </w:r>
+      <w:r>
+        <w:rPr>
+          <w:rStyle w:val="VerbatimChar"/>
+        </w:rPr>
+        <w:t xml:space="preserve">##  knitr         1.48    2024-07-07 [1] CRAN (R 4.3.2)</w:t>
+      </w:r>
+      <w:r>
+        <w:br/>
+      </w:r>
+      <w:r>
+        <w:rPr>
+          <w:rStyle w:val="VerbatimChar"/>
+        </w:rPr>
+        <w:t xml:space="preserve">##  later         1.3.2   2023-12-06 [1] RSPM (R 4.3.0)</w:t>
+      </w:r>
+      <w:r>
+        <w:br/>
+      </w:r>
+      <w:r>
+        <w:rPr>
+          <w:rStyle w:val="VerbatimChar"/>
+        </w:rPr>
+        <w:t xml:space="preserve">##  lifecycle     1.0.4   2023-11-07 [1] RSPM (R 4.3.0)</w:t>
+      </w:r>
+      <w:r>
+        <w:br/>
+      </w:r>
+      <w:r>
+        <w:rPr>
+          <w:rStyle w:val="VerbatimChar"/>
+        </w:rPr>
+        <w:t xml:space="preserve">##  lubridate     1.9.3   2023-09-27 [1] RSPM (R 4.3.0)</w:t>
+      </w:r>
+      <w:r>
+        <w:br/>
+      </w:r>
+      <w:r>
+        <w:rPr>
+          <w:rStyle w:val="VerbatimChar"/>
+        </w:rPr>
+        <w:t xml:space="preserve">##  magrittr    * 2.0.3   2022-03-30 [1] RSPM (R 4.3.0)</w:t>
+      </w:r>
+      <w:r>
+        <w:br/>
+      </w:r>
+      <w:r>
+        <w:rPr>
+          <w:rStyle w:val="VerbatimChar"/>
+        </w:rPr>
+        <w:t xml:space="preserve">##  memoise       2.0.1   2021-11-26 [1] RSPM (R 4.3.0)</w:t>
+      </w:r>
+      <w:r>
+        <w:br/>
+      </w:r>
+      <w:r>
+        <w:rPr>
+          <w:rStyle w:val="VerbatimChar"/>
+        </w:rPr>
+        <w:t xml:space="preserve">##  mime          0.12    2021-09-28 [1] RSPM (R 4.3.0)</w:t>
+      </w:r>
+      <w:r>
+        <w:br/>
+      </w:r>
+      <w:r>
+        <w:rPr>
+          <w:rStyle w:val="VerbatimChar"/>
+        </w:rPr>
+        <w:t xml:space="preserve">##  miniUI        0.1.1.1 2018-05-18 [1] RSPM (R 4.3.0)</w:t>
+      </w:r>
+      <w:r>
+        <w:br/>
+      </w:r>
+      <w:r>
+        <w:rPr>
+          <w:rStyle w:val="VerbatimChar"/>
+        </w:rPr>
+        <w:t xml:space="preserve">##  openssl       2.1.1   2023-09-25 [1] RSPM (R 4.3.0)</w:t>
+      </w:r>
+      <w:r>
+        <w:br/>
+      </w:r>
+      <w:r>
+        <w:rPr>
+          <w:rStyle w:val="VerbatimChar"/>
+        </w:rPr>
+        <w:t xml:space="preserve">##  ottrpal       1.3.0   2024-10-23 [1] Github (jhudsl/ottrpal@2e19782)</w:t>
+      </w:r>
+      <w:r>
+        <w:br/>
+      </w:r>
+      <w:r>
+        <w:rPr>
+          <w:rStyle w:val="VerbatimChar"/>
+        </w:rPr>
+        <w:t xml:space="preserve">##  pillar        1.9.0   2023-03-22 [1] RSPM (R 4.3.0)</w:t>
+      </w:r>
+      <w:r>
+        <w:br/>
+      </w:r>
+      <w:r>
+        <w:rPr>
+          <w:rStyle w:val="VerbatimChar"/>
+        </w:rPr>
+        <w:t xml:space="preserve">##  pkgbuild      1.4.3   2023-12-10 [1] RSPM (R 4.3.0)</w:t>
+      </w:r>
+      <w:r>
+        <w:br/>
+      </w:r>
+      <w:r>
+        <w:rPr>
+          <w:rStyle w:val="VerbatimChar"/>
+        </w:rPr>
+        <w:t xml:space="preserve">##  pkgconfig     2.0.3   2019-09-22 [1] RSPM (R 4.3.0)</w:t>
+      </w:r>
+      <w:r>
+        <w:br/>
+      </w:r>
+      <w:r>
+        <w:rPr>
+          <w:rStyle w:val="VerbatimChar"/>
+        </w:rPr>
+        <w:t xml:space="preserve">##  pkgload       1.3.4   2024-01-16 [1] RSPM (R 4.3.0)</w:t>
+      </w:r>
+      <w:r>
+        <w:br/>
+      </w:r>
+      <w:r>
+        <w:rPr>
+          <w:rStyle w:val="VerbatimChar"/>
+        </w:rPr>
+        <w:t xml:space="preserve">##  processx      3.8.3   2023-12-10 [1] RSPM (R 4.3.0)</w:t>
+      </w:r>
+      <w:r>
+        <w:br/>
+      </w:r>
+      <w:r>
+        <w:rPr>
+          <w:rStyle w:val="VerbatimChar"/>
+        </w:rPr>
+        <w:t xml:space="preserve">##  profvis       0.3.8   2023-05-02 [1] RSPM (R 4.3.0)</w:t>
+      </w:r>
+      <w:r>
+        <w:br/>
+      </w:r>
+      <w:r>
+        <w:rPr>
+          <w:rStyle w:val="VerbatimChar"/>
+        </w:rPr>
+        <w:t xml:space="preserve">##  promises      1.2.1   2023-08-10 [1] RSPM (R 4.3.0)</w:t>
+      </w:r>
+      <w:r>
+        <w:br/>
+      </w:r>
+      <w:r>
+        <w:rPr>
+          <w:rStyle w:val="VerbatimChar"/>
+        </w:rPr>
+        <w:t xml:space="preserve">##  ps            1.7.6   2024-01-18 [1] RSPM (R 4.3.0)</w:t>
+      </w:r>
+      <w:r>
+        <w:br/>
+      </w:r>
+      <w:r>
+        <w:rPr>
+          <w:rStyle w:val="VerbatimChar"/>
+        </w:rPr>
+        <w:t xml:space="preserve">##  purrr         1.0.2   2023-08-10 [1] RSPM (R 4.3.0)</w:t>
+      </w:r>
+      <w:r>
+        <w:br/>
+      </w:r>
+      <w:r>
+        <w:rPr>
+          <w:rStyle w:val="VerbatimChar"/>
+        </w:rPr>
+        <w:t xml:space="preserve">##  R6            2.5.1   2021-08-19 [1] RSPM (R 4.3.0)</w:t>
+      </w:r>
+      <w:r>
+        <w:br/>
+      </w:r>
+      <w:r>
+        <w:rPr>
+          <w:rStyle w:val="VerbatimChar"/>
+        </w:rPr>
+        <w:t xml:space="preserve">##  Rcpp          1.0.12  2024-01-09 [1] RSPM (R 4.3.0)</w:t>
+      </w:r>
+      <w:r>
+        <w:br/>
+      </w:r>
+      <w:r>
+        <w:rPr>
+          <w:rStyle w:val="VerbatimChar"/>
+        </w:rPr>
+        <w:t xml:space="preserve">##  readr         2.1.5   2024-01-10 [1] RSPM (R 4.3.0)</w:t>
+      </w:r>
+      <w:r>
+        <w:br/>
+      </w:r>
+      <w:r>
+        <w:rPr>
+          <w:rStyle w:val="VerbatimChar"/>
+        </w:rPr>
+        <w:t xml:space="preserve">##  remotes       2.4.2.1 2023-07-18 [1] RSPM (R 4.3.0)</w:t>
+      </w:r>
+      <w:r>
+        <w:br/>
+      </w:r>
+      <w:r>
+        <w:rPr>
+          <w:rStyle w:val="VerbatimChar"/>
+        </w:rPr>
+        <w:t xml:space="preserve">##  rlang         1.1.4   2024-06-04 [1] CRAN (R 4.3.2)</w:t>
+      </w:r>
+      <w:r>
+        <w:br/>
+      </w:r>
+      <w:r>
+        <w:rPr>
+          <w:rStyle w:val="VerbatimChar"/>
+        </w:rPr>
+        <w:t xml:space="preserve">##  rmarkdown     2.25    2023-09-18 [1] RSPM (R 4.3.0)</w:t>
+      </w:r>
+      <w:r>
+        <w:br/>
+      </w:r>
+      <w:r>
+        <w:rPr>
+          <w:rStyle w:val="VerbatimChar"/>
+        </w:rPr>
+        <w:t xml:space="preserve">##  rprojroot     2.0.4   2023-11-05 [1] CRAN (R 4.3.2)</w:t>
+      </w:r>
+      <w:r>
+        <w:br/>
+      </w:r>
+      <w:r>
+        <w:rPr>
+          <w:rStyle w:val="VerbatimChar"/>
+        </w:rPr>
+        <w:t xml:space="preserve">##  sessioninfo   1.2.2   2021-12-06 [1] RSPM (R 4.3.0)</w:t>
+      </w:r>
+      <w:r>
+        <w:br/>
+      </w:r>
+      <w:r>
+        <w:rPr>
+          <w:rStyle w:val="VerbatimChar"/>
+        </w:rPr>
+        <w:t xml:space="preserve">##  shiny         1.8.0   2023-11-17 [1] RSPM (R 4.3.0)</w:t>
+      </w:r>
+      <w:r>
+        <w:br/>
+      </w:r>
+      <w:r>
+        <w:rPr>
+          <w:rStyle w:val="VerbatimChar"/>
+        </w:rPr>
+        <w:t xml:space="preserve">##  snakecase     0.11.1  2023-08-27 [1] RSPM (R 4.3.0)</w:t>
+      </w:r>
+      <w:r>
+        <w:br/>
+      </w:r>
+      <w:r>
+        <w:rPr>
+          <w:rStyle w:val="VerbatimChar"/>
+        </w:rPr>
+        <w:t xml:space="preserve">##  stringi       1.8.3   2023-12-11 [1] RSPM (R 4.3.0)</w:t>
+      </w:r>
+      <w:r>
+        <w:br/>
+      </w:r>
+      <w:r>
+        <w:rPr>
+          <w:rStyle w:val="VerbatimChar"/>
+        </w:rPr>
+        <w:t xml:space="preserve">##  stringr       1.5.1   2023-11-14 [1] RSPM (R 4.3.0)</w:t>
+      </w:r>
+      <w:r>
+        <w:br/>
+      </w:r>
+      <w:r>
+        <w:rPr>
+          <w:rStyle w:val="VerbatimChar"/>
+        </w:rPr>
+        <w:t xml:space="preserve">##  tibble        3.2.1   2023-03-20 [1] CRAN (R 4.3.2)</w:t>
+      </w:r>
+      <w:r>
+        <w:br/>
+      </w:r>
+      <w:r>
+        <w:rPr>
+          <w:rStyle w:val="VerbatimChar"/>
+        </w:rPr>
+        <w:t xml:space="preserve">##  tidyselect    1.2.0   2022-10-10 [1] RSPM (R 4.3.0)</w:t>
+      </w:r>
+      <w:r>
+        <w:br/>
+      </w:r>
+      <w:r>
+        <w:rPr>
+          <w:rStyle w:val="VerbatimChar"/>
+        </w:rPr>
+        <w:t xml:space="preserve">##  timechange    0.3.0   2024-01-18 [1] RSPM (R 4.3.0)</w:t>
+      </w:r>
+      <w:r>
+        <w:br/>
+      </w:r>
+      <w:r>
+        <w:rPr>
+          <w:rStyle w:val="VerbatimChar"/>
+        </w:rPr>
+        <w:t xml:space="preserve">##  tzdb          0.4.0   2023-05-12 [1] RSPM (R 4.3.0)</w:t>
+      </w:r>
+      <w:r>
+        <w:br/>
+      </w:r>
+      <w:r>
+        <w:rPr>
+          <w:rStyle w:val="VerbatimChar"/>
+        </w:rPr>
+        <w:t xml:space="preserve">##  urlchecker    1.0.1   2021-11-30 [1] RSPM (R 4.3.0)</w:t>
+      </w:r>
+      <w:r>
+        <w:br/>
+      </w:r>
+      <w:r>
+        <w:rPr>
+          <w:rStyle w:val="VerbatimChar"/>
+        </w:rPr>
+        <w:t xml:space="preserve">##  usethis       2.2.3   2024-02-19 [1] RSPM (R 4.3.0)</w:t>
+      </w:r>
+      <w:r>
+        <w:br/>
+      </w:r>
+      <w:r>
+        <w:rPr>
+          <w:rStyle w:val="VerbatimChar"/>
+        </w:rPr>
+        <w:t xml:space="preserve">##  utf8          1.2.4   2023-10-22 [1] RSPM (R 4.3.0)</w:t>
+      </w:r>
+      <w:r>
+        <w:br/>
+      </w:r>
+      <w:r>
+        <w:rPr>
+          <w:rStyle w:val="VerbatimChar"/>
+        </w:rPr>
+        <w:t xml:space="preserve">##  vctrs         0.6.5   2023-12-01 [1] RSPM (R 4.3.0)</w:t>
+      </w:r>
+      <w:r>
+        <w:br/>
+      </w:r>
+      <w:r>
+        <w:rPr>
+          <w:rStyle w:val="VerbatimChar"/>
+        </w:rPr>
+        <w:t xml:space="preserve">##  webshot2      0.1.1   2023-08-11 [1] CRAN (R 4.3.2)</w:t>
+      </w:r>
+      <w:r>
+        <w:br/>
+      </w:r>
+      <w:r>
+        <w:rPr>
+          <w:rStyle w:val="VerbatimChar"/>
+        </w:rPr>
+        <w:t xml:space="preserve">##  websocket     1.4.2   2024-07-22 [1] CRAN (R 4.3.2)</w:t>
+      </w:r>
+      <w:r>
+        <w:br/>
+      </w:r>
+      <w:r>
+        <w:rPr>
+          <w:rStyle w:val="VerbatimChar"/>
+        </w:rPr>
+        <w:t xml:space="preserve">##  xfun          0.48    2024-10-03 [1] CRAN (R 4.3.2)</w:t>
+      </w:r>
+      <w:r>
+        <w:br/>
+      </w:r>
+      <w:r>
+        <w:rPr>
+          <w:rStyle w:val="VerbatimChar"/>
+        </w:rPr>
+        <w:t xml:space="preserve">##  xml2          1.3.6   2023-12-04 [1] RSPM (R 4.3.0)</w:t>
+      </w:r>
+      <w:r>
+        <w:br/>
+      </w:r>
+      <w:r>
+        <w:rPr>
+          <w:rStyle w:val="VerbatimChar"/>
+        </w:rPr>
+        <w:t xml:space="preserve">##  xtable        1.8-4   2019-04-21 [1] RSPM (R 4.3.0)</w:t>
+      </w:r>
+      <w:r>
+        <w:br/>
+      </w:r>
+      <w:r>
+        <w:rPr>
+          <w:rStyle w:val="VerbatimChar"/>
+        </w:rPr>
+        <w:t xml:space="preserve">##  yaml          2.3.8   2023-12-11 [1] RSPM (R 4.3.0)</w:t>
       </w:r>
       <w:r>
         <w:br/>
@@ -3567,21 +3902,39 @@
         <w:rPr>
           <w:rStyle w:val="VerbatimChar"/>
         </w:rPr>
-        <w:t xml:space="preserve">## [1] /usr/local/lib/R/site-library</w:t>
-      </w:r>
-      <w:r>
-        <w:br/>
-      </w:r>
-      <w:r>
-        <w:rPr>
-          <w:rStyle w:val="VerbatimChar"/>
-        </w:rPr>
-        <w:t xml:space="preserve">## [2] /usr/local/lib/R/library</w:t>
-      </w:r>
-    </w:p>
-    <w:bookmarkEnd w:id="60"/>
-    <w:bookmarkEnd w:id="61"/>
-    <w:bookmarkStart w:id="69" w:name="about-the-authors"/>
+        <w:t xml:space="preserve">##  [1] /usr/local/lib/R/site-library</w:t>
+      </w:r>
+      <w:r>
+        <w:br/>
+      </w:r>
+      <w:r>
+        <w:rPr>
+          <w:rStyle w:val="VerbatimChar"/>
+        </w:rPr>
+        <w:t xml:space="preserve">##  [2] /usr/local/lib/R/library</w:t>
+      </w:r>
+      <w:r>
+        <w:br/>
+      </w:r>
+      <w:r>
+        <w:rPr>
+          <w:rStyle w:val="VerbatimChar"/>
+        </w:rPr>
+        <w:t xml:space="preserve">## </w:t>
+      </w:r>
+      <w:r>
+        <w:br/>
+      </w:r>
+      <w:r>
+        <w:rPr>
+          <w:rStyle w:val="VerbatimChar"/>
+        </w:rPr>
+        <w:t xml:space="preserve">## ──────────────────────────────────────────────────────────────────────────────</w:t>
+      </w:r>
+    </w:p>
+    <w:bookmarkEnd w:id="64"/>
+    <w:bookmarkEnd w:id="65"/>
+    <w:bookmarkStart w:id="73" w:name="about-the-authors"/>
     <w:p>
       <w:pPr>
         <w:pStyle w:val="Heading1"/>
@@ -3600,7 +3953,7 @@
       <w:r>
         <w:t xml:space="preserve"> </w:t>
       </w:r>
-      <w:hyperlink r:id="rId62">
+      <w:hyperlink r:id="rId66">
         <w:r>
           <w:rPr>
             <w:rStyle w:val="Hyperlink"/>
@@ -3631,6 +3984,7 @@
         <w:tblStyle w:val="Table"/>
         <w:tblW w:type="pct" w:w="5000"/>
         <w:tblLook w:firstRow="1" w:lastRow="0" w:firstColumn="0" w:lastColumn="0" w:noHBand="0" w:noVBand="0" w:val="0020"/>
+        <w:jc w:val="start"/>
       </w:tblPr>
       <w:tblGrid>
         <w:gridCol w:w="4620"/>
@@ -3711,7 +4065,7 @@
               <w:pStyle w:val="Compact"/>
               <w:jc w:val="left"/>
             </w:pPr>
-            <w:hyperlink r:id="rId63">
+            <w:hyperlink r:id="rId67">
               <w:r>
                 <w:rPr>
                   <w:rStyle w:val="Hyperlink"/>
@@ -4069,7 +4423,7 @@
               <w:pStyle w:val="Compact"/>
               <w:jc w:val="left"/>
             </w:pPr>
-            <w:hyperlink r:id="rId64">
+            <w:hyperlink r:id="rId68">
               <w:r>
                 <w:rPr>
                   <w:rStyle w:val="Hyperlink"/>
@@ -4083,7 +4437,7 @@
             <w:r>
               <w:t xml:space="preserve"> </w:t>
             </w:r>
-            <w:hyperlink r:id="rId65">
+            <w:hyperlink r:id="rId69">
               <w:r>
                 <w:rPr>
                   <w:rStyle w:val="Hyperlink"/>
@@ -4097,7 +4451,7 @@
             <w:r>
               <w:t xml:space="preserve"> </w:t>
             </w:r>
-            <w:hyperlink r:id="rId66">
+            <w:hyperlink r:id="rId70">
               <w:r>
                 <w:rPr>
                   <w:rStyle w:val="Hyperlink"/>
@@ -4128,7 +4482,7 @@
               <w:pStyle w:val="Compact"/>
               <w:jc w:val="left"/>
             </w:pPr>
-            <w:hyperlink r:id="rId64">
+            <w:hyperlink r:id="rId68">
               <w:r>
                 <w:rPr>
                   <w:rStyle w:val="Hyperlink"/>
@@ -4159,7 +4513,7 @@
               <w:pStyle w:val="Compact"/>
               <w:jc w:val="left"/>
             </w:pPr>
-            <w:hyperlink r:id="rId65">
+            <w:hyperlink r:id="rId69">
               <w:r>
                 <w:rPr>
                   <w:rStyle w:val="Hyperlink"/>
@@ -4173,7 +4527,7 @@
             <w:r>
               <w:t xml:space="preserve"> </w:t>
             </w:r>
-            <w:hyperlink r:id="rId66">
+            <w:hyperlink r:id="rId70">
               <w:r>
                 <w:rPr>
                   <w:rStyle w:val="Hyperlink"/>
@@ -4187,7 +4541,7 @@
             <w:r>
               <w:t xml:space="preserve"> </w:t>
             </w:r>
-            <w:hyperlink r:id="rId64">
+            <w:hyperlink r:id="rId68">
               <w:r>
                 <w:rPr>
                   <w:rStyle w:val="Hyperlink"/>
@@ -4209,7 +4563,7 @@
             <w:r>
               <w:t xml:space="preserve">Package Developers (</w:t>
             </w:r>
-            <w:hyperlink r:id="rId67">
+            <w:hyperlink r:id="rId71">
               <w:r>
                 <w:rPr>
                   <w:rStyle w:val="Hyperlink"/>
@@ -4223,7 +4577,7 @@
             <w:r>
               <w:t xml:space="preserve"> </w:t>
             </w:r>
-            <w:hyperlink r:id="rId64">
+            <w:hyperlink r:id="rId68">
               <w:r>
                 <w:rPr>
                   <w:rStyle w:val="Hyperlink"/>
@@ -4237,7 +4591,7 @@
             <w:r>
               <w:t xml:space="preserve"> </w:t>
             </w:r>
-            <w:hyperlink r:id="rId68">
+            <w:hyperlink r:id="rId72">
               <w:r>
                 <w:rPr>
                   <w:rStyle w:val="Hyperlink"/>
@@ -4251,7 +4605,7 @@
             <w:r>
               <w:t xml:space="preserve"> </w:t>
             </w:r>
-            <w:hyperlink r:id="rId65">
+            <w:hyperlink r:id="rId69">
               <w:r>
                 <w:rPr>
                   <w:rStyle w:val="Hyperlink"/>
@@ -4556,88 +4910,97 @@
         <w:rPr>
           <w:rStyle w:val="VerbatimChar"/>
         </w:rPr>
-        <w:t xml:space="preserve">##  setting  value                       </w:t>
-      </w:r>
-      <w:r>
-        <w:br/>
-      </w:r>
-      <w:r>
-        <w:rPr>
-          <w:rStyle w:val="VerbatimChar"/>
-        </w:rPr>
-        <w:t xml:space="preserve">##  version  R version 4.0.2 (2020-06-22)</w:t>
-      </w:r>
-      <w:r>
-        <w:br/>
-      </w:r>
-      <w:r>
-        <w:rPr>
-          <w:rStyle w:val="VerbatimChar"/>
-        </w:rPr>
-        <w:t xml:space="preserve">##  os       Ubuntu 20.04.5 LTS          </w:t>
-      </w:r>
-      <w:r>
-        <w:br/>
-      </w:r>
-      <w:r>
-        <w:rPr>
-          <w:rStyle w:val="VerbatimChar"/>
-        </w:rPr>
-        <w:t xml:space="preserve">##  system   x86_64, linux-gnu           </w:t>
-      </w:r>
-      <w:r>
-        <w:br/>
-      </w:r>
-      <w:r>
-        <w:rPr>
-          <w:rStyle w:val="VerbatimChar"/>
-        </w:rPr>
-        <w:t xml:space="preserve">##  ui       X11                         </w:t>
-      </w:r>
-      <w:r>
-        <w:br/>
-      </w:r>
-      <w:r>
-        <w:rPr>
-          <w:rStyle w:val="VerbatimChar"/>
-        </w:rPr>
-        <w:t xml:space="preserve">##  language (EN)                        </w:t>
-      </w:r>
-      <w:r>
-        <w:br/>
-      </w:r>
-      <w:r>
-        <w:rPr>
-          <w:rStyle w:val="VerbatimChar"/>
-        </w:rPr>
-        <w:t xml:space="preserve">##  collate  en_US.UTF-8                 </w:t>
-      </w:r>
-      <w:r>
-        <w:br/>
-      </w:r>
-      <w:r>
-        <w:rPr>
-          <w:rStyle w:val="VerbatimChar"/>
-        </w:rPr>
-        <w:t xml:space="preserve">##  ctype    en_US.UTF-8                 </w:t>
-      </w:r>
-      <w:r>
-        <w:br/>
-      </w:r>
-      <w:r>
-        <w:rPr>
-          <w:rStyle w:val="VerbatimChar"/>
-        </w:rPr>
-        <w:t xml:space="preserve">##  tz       Etc/UTC                     </w:t>
-      </w:r>
-      <w:r>
-        <w:br/>
-      </w:r>
-      <w:r>
-        <w:rPr>
-          <w:rStyle w:val="VerbatimChar"/>
-        </w:rPr>
-        <w:t xml:space="preserve">##  date     2024-05-02                  </w:t>
+        <w:t xml:space="preserve">##  setting  value</w:t>
+      </w:r>
+      <w:r>
+        <w:br/>
+      </w:r>
+      <w:r>
+        <w:rPr>
+          <w:rStyle w:val="VerbatimChar"/>
+        </w:rPr>
+        <w:t xml:space="preserve">##  version  R version 4.3.2 (2023-10-31)</w:t>
+      </w:r>
+      <w:r>
+        <w:br/>
+      </w:r>
+      <w:r>
+        <w:rPr>
+          <w:rStyle w:val="VerbatimChar"/>
+        </w:rPr>
+        <w:t xml:space="preserve">##  os       Ubuntu 22.04.4 LTS</w:t>
+      </w:r>
+      <w:r>
+        <w:br/>
+      </w:r>
+      <w:r>
+        <w:rPr>
+          <w:rStyle w:val="VerbatimChar"/>
+        </w:rPr>
+        <w:t xml:space="preserve">##  system   x86_64, linux-gnu</w:t>
+      </w:r>
+      <w:r>
+        <w:br/>
+      </w:r>
+      <w:r>
+        <w:rPr>
+          <w:rStyle w:val="VerbatimChar"/>
+        </w:rPr>
+        <w:t xml:space="preserve">##  ui       X11</w:t>
+      </w:r>
+      <w:r>
+        <w:br/>
+      </w:r>
+      <w:r>
+        <w:rPr>
+          <w:rStyle w:val="VerbatimChar"/>
+        </w:rPr>
+        <w:t xml:space="preserve">##  language (EN)</w:t>
+      </w:r>
+      <w:r>
+        <w:br/>
+      </w:r>
+      <w:r>
+        <w:rPr>
+          <w:rStyle w:val="VerbatimChar"/>
+        </w:rPr>
+        <w:t xml:space="preserve">##  collate  en_US.UTF-8</w:t>
+      </w:r>
+      <w:r>
+        <w:br/>
+      </w:r>
+      <w:r>
+        <w:rPr>
+          <w:rStyle w:val="VerbatimChar"/>
+        </w:rPr>
+        <w:t xml:space="preserve">##  ctype    en_US.UTF-8</w:t>
+      </w:r>
+      <w:r>
+        <w:br/>
+      </w:r>
+      <w:r>
+        <w:rPr>
+          <w:rStyle w:val="VerbatimChar"/>
+        </w:rPr>
+        <w:t xml:space="preserve">##  tz       Etc/UTC</w:t>
+      </w:r>
+      <w:r>
+        <w:br/>
+      </w:r>
+      <w:r>
+        <w:rPr>
+          <w:rStyle w:val="VerbatimChar"/>
+        </w:rPr>
+        <w:t xml:space="preserve">##  date     2025-06-06</w:t>
+      </w:r>
+      <w:r>
+        <w:br/>
+      </w:r>
+      <w:r>
+        <w:rPr>
+          <w:rStyle w:val="VerbatimChar"/>
+        </w:rPr>
+        <w:t xml:space="preserve">##  pandoc   3.1.1 @ /usr/local/bin/ (via rmarkdown)</w:t>
       </w:r>
       <w:r>
         <w:br/>
@@ -4664,331 +5027,367 @@
         <w:rPr>
           <w:rStyle w:val="VerbatimChar"/>
         </w:rPr>
-        <w:t xml:space="preserve">##  package     * version date       lib source                            </w:t>
-      </w:r>
-      <w:r>
-        <w:br/>
-      </w:r>
-      <w:r>
-        <w:rPr>
-          <w:rStyle w:val="VerbatimChar"/>
-        </w:rPr>
-        <w:t xml:space="preserve">##  assertthat    0.2.1   2019-03-21 [1] RSPM (R 4.0.5)                    </w:t>
-      </w:r>
-      <w:r>
-        <w:br/>
-      </w:r>
-      <w:r>
-        <w:rPr>
-          <w:rStyle w:val="VerbatimChar"/>
-        </w:rPr>
-        <w:t xml:space="preserve">##  bookdown      0.24    2024-03-13 [1] Github (rstudio/bookdown@88bc4ea) </w:t>
-      </w:r>
-      <w:r>
-        <w:br/>
-      </w:r>
-      <w:r>
-        <w:rPr>
-          <w:rStyle w:val="VerbatimChar"/>
-        </w:rPr>
-        <w:t xml:space="preserve">##  cachem        1.0.8   2023-05-01 [1] CRAN (R 4.0.2)                    </w:t>
-      </w:r>
-      <w:r>
-        <w:br/>
-      </w:r>
-      <w:r>
-        <w:rPr>
-          <w:rStyle w:val="VerbatimChar"/>
-        </w:rPr>
-        <w:t xml:space="preserve">##  callr         3.5.0   2020-10-08 [1] RSPM (R 4.0.2)                    </w:t>
-      </w:r>
-      <w:r>
-        <w:br/>
-      </w:r>
-      <w:r>
-        <w:rPr>
-          <w:rStyle w:val="VerbatimChar"/>
-        </w:rPr>
-        <w:t xml:space="preserve">##  cli           3.6.2   2023-12-11 [1] CRAN (R 4.0.2)                    </w:t>
-      </w:r>
-      <w:r>
-        <w:br/>
-      </w:r>
-      <w:r>
-        <w:rPr>
-          <w:rStyle w:val="VerbatimChar"/>
-        </w:rPr>
-        <w:t xml:space="preserve">##  crayon        1.3.4   2017-09-16 [1] RSPM (R 4.0.0)                    </w:t>
-      </w:r>
-      <w:r>
-        <w:br/>
-      </w:r>
-      <w:r>
-        <w:rPr>
-          <w:rStyle w:val="VerbatimChar"/>
-        </w:rPr>
-        <w:t xml:space="preserve">##  desc          1.2.0   2018-05-01 [1] RSPM (R 4.0.3)                    </w:t>
-      </w:r>
-      <w:r>
-        <w:br/>
-      </w:r>
-      <w:r>
-        <w:rPr>
-          <w:rStyle w:val="VerbatimChar"/>
-        </w:rPr>
-        <w:t xml:space="preserve">##  devtools      2.3.2   2020-09-18 [1] RSPM (R 4.0.3)                    </w:t>
-      </w:r>
-      <w:r>
-        <w:br/>
-      </w:r>
-      <w:r>
-        <w:rPr>
-          <w:rStyle w:val="VerbatimChar"/>
-        </w:rPr>
-        <w:t xml:space="preserve">##  digest        0.6.25  2020-02-23 [1] RSPM (R 4.0.0)                    </w:t>
-      </w:r>
-      <w:r>
-        <w:br/>
-      </w:r>
-      <w:r>
-        <w:rPr>
-          <w:rStyle w:val="VerbatimChar"/>
-        </w:rPr>
-        <w:t xml:space="preserve">##  ellipsis      0.3.1   2020-05-15 [1] RSPM (R 4.0.3)                    </w:t>
-      </w:r>
-      <w:r>
-        <w:br/>
-      </w:r>
-      <w:r>
-        <w:rPr>
-          <w:rStyle w:val="VerbatimChar"/>
-        </w:rPr>
-        <w:t xml:space="preserve">##  evaluate      0.23    2023-11-01 [1] CRAN (R 4.0.2)                    </w:t>
-      </w:r>
-      <w:r>
-        <w:br/>
-      </w:r>
-      <w:r>
-        <w:rPr>
-          <w:rStyle w:val="VerbatimChar"/>
-        </w:rPr>
-        <w:t xml:space="preserve">##  fastmap       1.1.1   2023-02-24 [1] CRAN (R 4.0.2)                    </w:t>
-      </w:r>
-      <w:r>
-        <w:br/>
-      </w:r>
-      <w:r>
-        <w:rPr>
-          <w:rStyle w:val="VerbatimChar"/>
-        </w:rPr>
-        <w:t xml:space="preserve">##  fs            1.5.0   2020-07-31 [1] RSPM (R 4.0.3)                    </w:t>
-      </w:r>
-      <w:r>
-        <w:br/>
-      </w:r>
-      <w:r>
-        <w:rPr>
-          <w:rStyle w:val="VerbatimChar"/>
-        </w:rPr>
-        <w:t xml:space="preserve">##  glue          1.4.2   2020-08-27 [1] RSPM (R 4.0.5)                    </w:t>
-      </w:r>
-      <w:r>
-        <w:br/>
-      </w:r>
-      <w:r>
-        <w:rPr>
-          <w:rStyle w:val="VerbatimChar"/>
-        </w:rPr>
-        <w:t xml:space="preserve">##  htmltools     0.5.7   2023-11-03 [1] CRAN (R 4.0.2)                    </w:t>
-      </w:r>
-      <w:r>
-        <w:br/>
-      </w:r>
-      <w:r>
-        <w:rPr>
-          <w:rStyle w:val="VerbatimChar"/>
-        </w:rPr>
-        <w:t xml:space="preserve">##  knitr         1.33    2024-03-13 [1] Github (yihui/knitr@a1052d1)      </w:t>
-      </w:r>
-      <w:r>
-        <w:br/>
-      </w:r>
-      <w:r>
-        <w:rPr>
-          <w:rStyle w:val="VerbatimChar"/>
-        </w:rPr>
-        <w:t xml:space="preserve">##  magrittr      2.0.3   2022-03-30 [1] CRAN (R 4.0.2)                    </w:t>
-      </w:r>
-      <w:r>
-        <w:br/>
-      </w:r>
-      <w:r>
-        <w:rPr>
-          <w:rStyle w:val="VerbatimChar"/>
-        </w:rPr>
-        <w:t xml:space="preserve">##  memoise       2.0.1   2021-11-26 [1] CRAN (R 4.0.2)                    </w:t>
-      </w:r>
-      <w:r>
-        <w:br/>
-      </w:r>
-      <w:r>
-        <w:rPr>
-          <w:rStyle w:val="VerbatimChar"/>
-        </w:rPr>
-        <w:t xml:space="preserve">##  pkgbuild      1.1.0   2020-07-13 [1] RSPM (R 4.0.2)                    </w:t>
-      </w:r>
-      <w:r>
-        <w:br/>
-      </w:r>
-      <w:r>
-        <w:rPr>
-          <w:rStyle w:val="VerbatimChar"/>
-        </w:rPr>
-        <w:t xml:space="preserve">##  pkgload       1.1.0   2020-05-29 [1] RSPM (R 4.0.3)                    </w:t>
-      </w:r>
-      <w:r>
-        <w:br/>
-      </w:r>
-      <w:r>
-        <w:rPr>
-          <w:rStyle w:val="VerbatimChar"/>
-        </w:rPr>
-        <w:t xml:space="preserve">##  prettyunits   1.1.1   2020-01-24 [1] RSPM (R 4.0.3)                    </w:t>
-      </w:r>
-      <w:r>
-        <w:br/>
-      </w:r>
-      <w:r>
-        <w:rPr>
-          <w:rStyle w:val="VerbatimChar"/>
-        </w:rPr>
-        <w:t xml:space="preserve">##  processx      3.4.4   2020-09-03 [1] RSPM (R 4.0.2)                    </w:t>
-      </w:r>
-      <w:r>
-        <w:br/>
-      </w:r>
-      <w:r>
-        <w:rPr>
-          <w:rStyle w:val="VerbatimChar"/>
-        </w:rPr>
-        <w:t xml:space="preserve">##  ps            1.4.0   2020-10-07 [1] RSPM (R 4.0.2)                    </w:t>
-      </w:r>
-      <w:r>
-        <w:br/>
-      </w:r>
-      <w:r>
-        <w:rPr>
-          <w:rStyle w:val="VerbatimChar"/>
-        </w:rPr>
-        <w:t xml:space="preserve">##  R6            2.4.1   2019-11-12 [1] RSPM (R 4.0.0)                    </w:t>
-      </w:r>
-      <w:r>
-        <w:br/>
-      </w:r>
-      <w:r>
-        <w:rPr>
-          <w:rStyle w:val="VerbatimChar"/>
-        </w:rPr>
-        <w:t xml:space="preserve">##  remotes       2.2.0   2020-07-21 [1] RSPM (R 4.0.3)                    </w:t>
-      </w:r>
-      <w:r>
-        <w:br/>
-      </w:r>
-      <w:r>
-        <w:rPr>
-          <w:rStyle w:val="VerbatimChar"/>
-        </w:rPr>
-        <w:t xml:space="preserve">##  rlang         1.1.3   2024-01-10 [1] CRAN (R 4.0.2)                    </w:t>
-      </w:r>
-      <w:r>
-        <w:br/>
-      </w:r>
-      <w:r>
-        <w:rPr>
-          <w:rStyle w:val="VerbatimChar"/>
-        </w:rPr>
-        <w:t xml:space="preserve">##  rmarkdown     2.10    2024-03-13 [1] Github (rstudio/rmarkdown@02d3c25)</w:t>
-      </w:r>
-      <w:r>
-        <w:br/>
-      </w:r>
-      <w:r>
-        <w:rPr>
-          <w:rStyle w:val="VerbatimChar"/>
-        </w:rPr>
-        <w:t xml:space="preserve">##  rprojroot     2.0.4   2023-11-05 [1] CRAN (R 4.0.2)                    </w:t>
-      </w:r>
-      <w:r>
-        <w:br/>
-      </w:r>
-      <w:r>
-        <w:rPr>
-          <w:rStyle w:val="VerbatimChar"/>
-        </w:rPr>
-        <w:t xml:space="preserve">##  sessioninfo   1.1.1   2018-11-05 [1] RSPM (R 4.0.3)                    </w:t>
-      </w:r>
-      <w:r>
-        <w:br/>
-      </w:r>
-      <w:r>
-        <w:rPr>
-          <w:rStyle w:val="VerbatimChar"/>
-        </w:rPr>
-        <w:t xml:space="preserve">##  stringi       1.5.3   2020-09-09 [1] RSPM (R 4.0.3)                    </w:t>
-      </w:r>
-      <w:r>
-        <w:br/>
-      </w:r>
-      <w:r>
-        <w:rPr>
-          <w:rStyle w:val="VerbatimChar"/>
-        </w:rPr>
-        <w:t xml:space="preserve">##  stringr       1.4.0   2019-02-10 [1] RSPM (R 4.0.3)                    </w:t>
-      </w:r>
-      <w:r>
-        <w:br/>
-      </w:r>
-      <w:r>
-        <w:rPr>
-          <w:rStyle w:val="VerbatimChar"/>
-        </w:rPr>
-        <w:t xml:space="preserve">##  testthat      3.0.1   2024-03-13 [1] Github (R-lib/testthat@e99155a)   </w:t>
-      </w:r>
-      <w:r>
-        <w:br/>
-      </w:r>
-      <w:r>
-        <w:rPr>
-          <w:rStyle w:val="VerbatimChar"/>
-        </w:rPr>
-        <w:t xml:space="preserve">##  usethis       1.6.3   2020-09-17 [1] RSPM (R 4.0.2)                    </w:t>
-      </w:r>
-      <w:r>
-        <w:br/>
-      </w:r>
-      <w:r>
-        <w:rPr>
-          <w:rStyle w:val="VerbatimChar"/>
-        </w:rPr>
-        <w:t xml:space="preserve">##  withr         2.3.0   2020-09-22 [1] RSPM (R 4.0.2)                    </w:t>
-      </w:r>
-      <w:r>
-        <w:br/>
-      </w:r>
-      <w:r>
-        <w:rPr>
-          <w:rStyle w:val="VerbatimChar"/>
-        </w:rPr>
-        <w:t xml:space="preserve">##  xfun          0.26    2024-03-13 [1] Github (yihui/xfun@74c2a66)       </w:t>
-      </w:r>
-      <w:r>
-        <w:br/>
-      </w:r>
-      <w:r>
-        <w:rPr>
-          <w:rStyle w:val="VerbatimChar"/>
-        </w:rPr>
-        <w:t xml:space="preserve">##  yaml          2.2.1   2020-02-01 [1] RSPM (R 4.0.3)                    </w:t>
+        <w:t xml:space="preserve">##  package     * version date (UTC) lib source</w:t>
+      </w:r>
+      <w:r>
+        <w:br/>
+      </w:r>
+      <w:r>
+        <w:rPr>
+          <w:rStyle w:val="VerbatimChar"/>
+        </w:rPr>
+        <w:t xml:space="preserve">##  bookdown      0.41    2024-10-16 [1] CRAN (R 4.3.2)</w:t>
+      </w:r>
+      <w:r>
+        <w:br/>
+      </w:r>
+      <w:r>
+        <w:rPr>
+          <w:rStyle w:val="VerbatimChar"/>
+        </w:rPr>
+        <w:t xml:space="preserve">##  cachem        1.0.8   2023-05-01 [1] RSPM (R 4.3.0)</w:t>
+      </w:r>
+      <w:r>
+        <w:br/>
+      </w:r>
+      <w:r>
+        <w:rPr>
+          <w:rStyle w:val="VerbatimChar"/>
+        </w:rPr>
+        <w:t xml:space="preserve">##  cli           3.6.2   2023-12-11 [1] RSPM (R 4.3.0)</w:t>
+      </w:r>
+      <w:r>
+        <w:br/>
+      </w:r>
+      <w:r>
+        <w:rPr>
+          <w:rStyle w:val="VerbatimChar"/>
+        </w:rPr>
+        <w:t xml:space="preserve">##  devtools      2.4.5   2022-10-11 [1] RSPM (R 4.3.0)</w:t>
+      </w:r>
+      <w:r>
+        <w:br/>
+      </w:r>
+      <w:r>
+        <w:rPr>
+          <w:rStyle w:val="VerbatimChar"/>
+        </w:rPr>
+        <w:t xml:space="preserve">##  digest        0.6.34  2024-01-11 [1] RSPM (R 4.3.0)</w:t>
+      </w:r>
+      <w:r>
+        <w:br/>
+      </w:r>
+      <w:r>
+        <w:rPr>
+          <w:rStyle w:val="VerbatimChar"/>
+        </w:rPr>
+        <w:t xml:space="preserve">##  ellipsis      0.3.2   2021-04-29 [1] RSPM (R 4.3.0)</w:t>
+      </w:r>
+      <w:r>
+        <w:br/>
+      </w:r>
+      <w:r>
+        <w:rPr>
+          <w:rStyle w:val="VerbatimChar"/>
+        </w:rPr>
+        <w:t xml:space="preserve">##  evaluate      0.23    2023-11-01 [1] RSPM (R 4.3.0)</w:t>
+      </w:r>
+      <w:r>
+        <w:br/>
+      </w:r>
+      <w:r>
+        <w:rPr>
+          <w:rStyle w:val="VerbatimChar"/>
+        </w:rPr>
+        <w:t xml:space="preserve">##  fastmap       1.1.1   2023-02-24 [1] RSPM (R 4.3.0)</w:t>
+      </w:r>
+      <w:r>
+        <w:br/>
+      </w:r>
+      <w:r>
+        <w:rPr>
+          <w:rStyle w:val="VerbatimChar"/>
+        </w:rPr>
+        <w:t xml:space="preserve">##  fs            1.6.3   2023-07-20 [1] RSPM (R 4.3.0)</w:t>
+      </w:r>
+      <w:r>
+        <w:br/>
+      </w:r>
+      <w:r>
+        <w:rPr>
+          <w:rStyle w:val="VerbatimChar"/>
+        </w:rPr>
+        <w:t xml:space="preserve">##  glue          1.7.0   2024-01-09 [1] RSPM (R 4.3.0)</w:t>
+      </w:r>
+      <w:r>
+        <w:br/>
+      </w:r>
+      <w:r>
+        <w:rPr>
+          <w:rStyle w:val="VerbatimChar"/>
+        </w:rPr>
+        <w:t xml:space="preserve">##  htmltools     0.5.7   2023-11-03 [1] RSPM (R 4.3.0)</w:t>
+      </w:r>
+      <w:r>
+        <w:br/>
+      </w:r>
+      <w:r>
+        <w:rPr>
+          <w:rStyle w:val="VerbatimChar"/>
+        </w:rPr>
+        <w:t xml:space="preserve">##  htmlwidgets   1.6.4   2023-12-06 [1] RSPM (R 4.3.0)</w:t>
+      </w:r>
+      <w:r>
+        <w:br/>
+      </w:r>
+      <w:r>
+        <w:rPr>
+          <w:rStyle w:val="VerbatimChar"/>
+        </w:rPr>
+        <w:t xml:space="preserve">##  httpuv        1.6.14  2024-01-26 [1] RSPM (R 4.3.0)</w:t>
+      </w:r>
+      <w:r>
+        <w:br/>
+      </w:r>
+      <w:r>
+        <w:rPr>
+          <w:rStyle w:val="VerbatimChar"/>
+        </w:rPr>
+        <w:t xml:space="preserve">##  knitr         1.48    2024-07-07 [1] CRAN (R 4.3.2)</w:t>
+      </w:r>
+      <w:r>
+        <w:br/>
+      </w:r>
+      <w:r>
+        <w:rPr>
+          <w:rStyle w:val="VerbatimChar"/>
+        </w:rPr>
+        <w:t xml:space="preserve">##  later         1.3.2   2023-12-06 [1] RSPM (R 4.3.0)</w:t>
+      </w:r>
+      <w:r>
+        <w:br/>
+      </w:r>
+      <w:r>
+        <w:rPr>
+          <w:rStyle w:val="VerbatimChar"/>
+        </w:rPr>
+        <w:t xml:space="preserve">##  lifecycle     1.0.4   2023-11-07 [1] RSPM (R 4.3.0)</w:t>
+      </w:r>
+      <w:r>
+        <w:br/>
+      </w:r>
+      <w:r>
+        <w:rPr>
+          <w:rStyle w:val="VerbatimChar"/>
+        </w:rPr>
+        <w:t xml:space="preserve">##  magrittr      2.0.3   2022-03-30 [1] RSPM (R 4.3.0)</w:t>
+      </w:r>
+      <w:r>
+        <w:br/>
+      </w:r>
+      <w:r>
+        <w:rPr>
+          <w:rStyle w:val="VerbatimChar"/>
+        </w:rPr>
+        <w:t xml:space="preserve">##  memoise       2.0.1   2021-11-26 [1] RSPM (R 4.3.0)</w:t>
+      </w:r>
+      <w:r>
+        <w:br/>
+      </w:r>
+      <w:r>
+        <w:rPr>
+          <w:rStyle w:val="VerbatimChar"/>
+        </w:rPr>
+        <w:t xml:space="preserve">##  mime          0.12    2021-09-28 [1] RSPM (R 4.3.0)</w:t>
+      </w:r>
+      <w:r>
+        <w:br/>
+      </w:r>
+      <w:r>
+        <w:rPr>
+          <w:rStyle w:val="VerbatimChar"/>
+        </w:rPr>
+        <w:t xml:space="preserve">##  miniUI        0.1.1.1 2018-05-18 [1] RSPM (R 4.3.0)</w:t>
+      </w:r>
+      <w:r>
+        <w:br/>
+      </w:r>
+      <w:r>
+        <w:rPr>
+          <w:rStyle w:val="VerbatimChar"/>
+        </w:rPr>
+        <w:t xml:space="preserve">##  pkgbuild      1.4.3   2023-12-10 [1] RSPM (R 4.3.0)</w:t>
+      </w:r>
+      <w:r>
+        <w:br/>
+      </w:r>
+      <w:r>
+        <w:rPr>
+          <w:rStyle w:val="VerbatimChar"/>
+        </w:rPr>
+        <w:t xml:space="preserve">##  pkgload       1.3.4   2024-01-16 [1] RSPM (R 4.3.0)</w:t>
+      </w:r>
+      <w:r>
+        <w:br/>
+      </w:r>
+      <w:r>
+        <w:rPr>
+          <w:rStyle w:val="VerbatimChar"/>
+        </w:rPr>
+        <w:t xml:space="preserve">##  profvis       0.3.8   2023-05-02 [1] RSPM (R 4.3.0)</w:t>
+      </w:r>
+      <w:r>
+        <w:br/>
+      </w:r>
+      <w:r>
+        <w:rPr>
+          <w:rStyle w:val="VerbatimChar"/>
+        </w:rPr>
+        <w:t xml:space="preserve">##  promises      1.2.1   2023-08-10 [1] RSPM (R 4.3.0)</w:t>
+      </w:r>
+      <w:r>
+        <w:br/>
+      </w:r>
+      <w:r>
+        <w:rPr>
+          <w:rStyle w:val="VerbatimChar"/>
+        </w:rPr>
+        <w:t xml:space="preserve">##  purrr         1.0.2   2023-08-10 [1] RSPM (R 4.3.0)</w:t>
+      </w:r>
+      <w:r>
+        <w:br/>
+      </w:r>
+      <w:r>
+        <w:rPr>
+          <w:rStyle w:val="VerbatimChar"/>
+        </w:rPr>
+        <w:t xml:space="preserve">##  R6            2.5.1   2021-08-19 [1] RSPM (R 4.3.0)</w:t>
+      </w:r>
+      <w:r>
+        <w:br/>
+      </w:r>
+      <w:r>
+        <w:rPr>
+          <w:rStyle w:val="VerbatimChar"/>
+        </w:rPr>
+        <w:t xml:space="preserve">##  Rcpp          1.0.12  2024-01-09 [1] RSPM (R 4.3.0)</w:t>
+      </w:r>
+      <w:r>
+        <w:br/>
+      </w:r>
+      <w:r>
+        <w:rPr>
+          <w:rStyle w:val="VerbatimChar"/>
+        </w:rPr>
+        <w:t xml:space="preserve">##  remotes       2.4.2.1 2023-07-18 [1] RSPM (R 4.3.0)</w:t>
+      </w:r>
+      <w:r>
+        <w:br/>
+      </w:r>
+      <w:r>
+        <w:rPr>
+          <w:rStyle w:val="VerbatimChar"/>
+        </w:rPr>
+        <w:t xml:space="preserve">##  rlang         1.1.4   2024-06-04 [1] CRAN (R 4.3.2)</w:t>
+      </w:r>
+      <w:r>
+        <w:br/>
+      </w:r>
+      <w:r>
+        <w:rPr>
+          <w:rStyle w:val="VerbatimChar"/>
+        </w:rPr>
+        <w:t xml:space="preserve">##  rmarkdown     2.25    2023-09-18 [1] RSPM (R 4.3.0)</w:t>
+      </w:r>
+      <w:r>
+        <w:br/>
+      </w:r>
+      <w:r>
+        <w:rPr>
+          <w:rStyle w:val="VerbatimChar"/>
+        </w:rPr>
+        <w:t xml:space="preserve">##  sessioninfo   1.2.2   2021-12-06 [1] RSPM (R 4.3.0)</w:t>
+      </w:r>
+      <w:r>
+        <w:br/>
+      </w:r>
+      <w:r>
+        <w:rPr>
+          <w:rStyle w:val="VerbatimChar"/>
+        </w:rPr>
+        <w:t xml:space="preserve">##  shiny         1.8.0   2023-11-17 [1] RSPM (R 4.3.0)</w:t>
+      </w:r>
+      <w:r>
+        <w:br/>
+      </w:r>
+      <w:r>
+        <w:rPr>
+          <w:rStyle w:val="VerbatimChar"/>
+        </w:rPr>
+        <w:t xml:space="preserve">##  stringi       1.8.3   2023-12-11 [1] RSPM (R 4.3.0)</w:t>
+      </w:r>
+      <w:r>
+        <w:br/>
+      </w:r>
+      <w:r>
+        <w:rPr>
+          <w:rStyle w:val="VerbatimChar"/>
+        </w:rPr>
+        <w:t xml:space="preserve">##  stringr       1.5.1   2023-11-14 [1] RSPM (R 4.3.0)</w:t>
+      </w:r>
+      <w:r>
+        <w:br/>
+      </w:r>
+      <w:r>
+        <w:rPr>
+          <w:rStyle w:val="VerbatimChar"/>
+        </w:rPr>
+        <w:t xml:space="preserve">##  urlchecker    1.0.1   2021-11-30 [1] RSPM (R 4.3.0)</w:t>
+      </w:r>
+      <w:r>
+        <w:br/>
+      </w:r>
+      <w:r>
+        <w:rPr>
+          <w:rStyle w:val="VerbatimChar"/>
+        </w:rPr>
+        <w:t xml:space="preserve">##  usethis       2.2.3   2024-02-19 [1] RSPM (R 4.3.0)</w:t>
+      </w:r>
+      <w:r>
+        <w:br/>
+      </w:r>
+      <w:r>
+        <w:rPr>
+          <w:rStyle w:val="VerbatimChar"/>
+        </w:rPr>
+        <w:t xml:space="preserve">##  vctrs         0.6.5   2023-12-01 [1] RSPM (R 4.3.0)</w:t>
+      </w:r>
+      <w:r>
+        <w:br/>
+      </w:r>
+      <w:r>
+        <w:rPr>
+          <w:rStyle w:val="VerbatimChar"/>
+        </w:rPr>
+        <w:t xml:space="preserve">##  xfun          0.48    2024-10-03 [1] CRAN (R 4.3.2)</w:t>
+      </w:r>
+      <w:r>
+        <w:br/>
+      </w:r>
+      <w:r>
+        <w:rPr>
+          <w:rStyle w:val="VerbatimChar"/>
+        </w:rPr>
+        <w:t xml:space="preserve">##  xtable        1.8-4   2019-04-21 [1] RSPM (R 4.3.0)</w:t>
+      </w:r>
+      <w:r>
+        <w:br/>
+      </w:r>
+      <w:r>
+        <w:rPr>
+          <w:rStyle w:val="VerbatimChar"/>
+        </w:rPr>
+        <w:t xml:space="preserve">##  yaml          2.3.8   2023-12-11 [1] RSPM (R 4.3.0)</w:t>
       </w:r>
       <w:r>
         <w:br/>
@@ -5006,20 +5405,38 @@
         <w:rPr>
           <w:rStyle w:val="VerbatimChar"/>
         </w:rPr>
-        <w:t xml:space="preserve">## [1] /usr/local/lib/R/site-library</w:t>
-      </w:r>
-      <w:r>
-        <w:br/>
-      </w:r>
-      <w:r>
-        <w:rPr>
-          <w:rStyle w:val="VerbatimChar"/>
-        </w:rPr>
-        <w:t xml:space="preserve">## [2] /usr/local/lib/R/library</w:t>
-      </w:r>
-    </w:p>
-    <w:bookmarkEnd w:id="69"/>
-    <w:bookmarkStart w:id="77" w:name="references"/>
+        <w:t xml:space="preserve">##  [1] /usr/local/lib/R/site-library</w:t>
+      </w:r>
+      <w:r>
+        <w:br/>
+      </w:r>
+      <w:r>
+        <w:rPr>
+          <w:rStyle w:val="VerbatimChar"/>
+        </w:rPr>
+        <w:t xml:space="preserve">##  [2] /usr/local/lib/R/library</w:t>
+      </w:r>
+      <w:r>
+        <w:br/>
+      </w:r>
+      <w:r>
+        <w:rPr>
+          <w:rStyle w:val="VerbatimChar"/>
+        </w:rPr>
+        <w:t xml:space="preserve">## </w:t>
+      </w:r>
+      <w:r>
+        <w:br/>
+      </w:r>
+      <w:r>
+        <w:rPr>
+          <w:rStyle w:val="VerbatimChar"/>
+        </w:rPr>
+        <w:t xml:space="preserve">## ──────────────────────────────────────────────────────────────────────────────</w:t>
+      </w:r>
+    </w:p>
+    <w:bookmarkEnd w:id="73"/>
+    <w:bookmarkStart w:id="81" w:name="references"/>
     <w:p>
       <w:pPr>
         <w:pStyle w:val="Heading1"/>
@@ -5037,8 +5454,8 @@
         <w:t xml:space="preserve">References</w:t>
       </w:r>
     </w:p>
-    <w:bookmarkStart w:id="76" w:name="refs"/>
-    <w:bookmarkStart w:id="71" w:name="ref-rmarkdown2021"/>
+    <w:bookmarkStart w:id="80" w:name="refs"/>
+    <w:bookmarkStart w:id="75" w:name="ref-rmarkdown2021"/>
     <w:p>
       <w:pPr>
         <w:pStyle w:val="Bibliography"/>
@@ -5062,7 +5479,7 @@
       <w:r>
         <w:t xml:space="preserve"> </w:t>
       </w:r>
-      <w:hyperlink r:id="rId70">
+      <w:hyperlink r:id="rId74">
         <w:r>
           <w:rPr>
             <w:rStyle w:val="Hyperlink"/>
@@ -5074,8 +5491,8 @@
         <w:t xml:space="preserve">.</w:t>
       </w:r>
     </w:p>
-    <w:bookmarkEnd w:id="71"/>
-    <w:bookmarkStart w:id="73" w:name="ref-Xie2018"/>
+    <w:bookmarkEnd w:id="75"/>
+    <w:bookmarkStart w:id="77" w:name="ref-Xie2018"/>
     <w:p>
       <w:pPr>
         <w:pStyle w:val="Bibliography"/>
@@ -5099,7 +5516,7 @@
       <w:r>
         <w:t xml:space="preserve"> </w:t>
       </w:r>
-      <w:hyperlink r:id="rId72">
+      <w:hyperlink r:id="rId76">
         <w:r>
           <w:rPr>
             <w:rStyle w:val="Hyperlink"/>
@@ -5111,8 +5528,8 @@
         <w:t xml:space="preserve">.</w:t>
       </w:r>
     </w:p>
-    <w:bookmarkEnd w:id="73"/>
-    <w:bookmarkStart w:id="75" w:name="ref-Xie2020"/>
+    <w:bookmarkEnd w:id="77"/>
+    <w:bookmarkStart w:id="79" w:name="ref-Xie2020"/>
     <w:p>
       <w:pPr>
         <w:pStyle w:val="Bibliography"/>
@@ -5136,7 +5553,7 @@
       <w:r>
         <w:t xml:space="preserve"> </w:t>
       </w:r>
-      <w:hyperlink r:id="rId74">
+      <w:hyperlink r:id="rId78">
         <w:r>
           <w:rPr>
             <w:rStyle w:val="Hyperlink"/>
@@ -5148,9 +5565,9 @@
         <w:t xml:space="preserve">.</w:t>
       </w:r>
     </w:p>
-    <w:bookmarkEnd w:id="75"/>
-    <w:bookmarkEnd w:id="76"/>
-    <w:bookmarkEnd w:id="77"/>
+    <w:bookmarkEnd w:id="79"/>
+    <w:bookmarkEnd w:id="80"/>
+    <w:bookmarkEnd w:id="81"/>
     <w:sectPr/>
   </w:body>
 </w:document>
@@ -5866,7 +6283,7 @@
     <w:name w:val="ConstantTok"/>
     <w:basedOn w:val="VerbatimChar"/>
     <w:rPr>
-      <w:color w:val="000000"/>
+      <w:color w:val="8f5902"/>
       <w:shd w:val="clear" w:fill="f8f8f8"/>
     </w:rPr>
   </w:style>
@@ -5882,8 +6299,9 @@
     <w:name w:val="SpecialCharTok"/>
     <w:basedOn w:val="VerbatimChar"/>
     <w:rPr>
-      <w:color w:val="000000"/>
+      <w:color w:val="ce5c00"/>
       <w:shd w:val="clear" w:fill="f8f8f8"/>
+      <w:b/>
     </w:rPr>
   </w:style>
   <w:style w:type="character" w:customStyle="1" w:styleId="StringTok">
@@ -5968,8 +6386,9 @@
     <w:name w:val="FunctionTok"/>
     <w:basedOn w:val="VerbatimChar"/>
     <w:rPr>
-      <w:color w:val="000000"/>
+      <w:color w:val="204a87"/>
       <w:shd w:val="clear" w:fill="f8f8f8"/>
+      <w:b/>
     </w:rPr>
   </w:style>
   <w:style w:type="character" w:customStyle="1" w:styleId="VariableTok">
@@ -6025,7 +6444,7 @@
     <w:name w:val="AttributeTok"/>
     <w:basedOn w:val="VerbatimChar"/>
     <w:rPr>
-      <w:color w:val="c4a000"/>
+      <w:color w:val="204a87"/>
       <w:shd w:val="clear" w:fill="f8f8f8"/>
     </w:rPr>
   </w:style>
